--- a/lessons/8-1/homework.docx
+++ b/lessons/8-1/homework.docx
@@ -106,7 +106,55 @@
     </w:p>
     <w:p>
       <w:pPr>
-        <w:spacing w:after="60"/>
+        <w:keepNext/>
+        <w:spacing w:after="20" w:before="80"/>
+        <w:jc w:val="center"/>
+      </w:pPr>
+      <w:r>
+        <w:drawing>
+          <wp:inline distT="0" distB="0" distL="0" distR="0">
+            <wp:extent cx="1047750" cy="790575"/>
+            <wp:effectExtent t="0" r="0" b="0" l="0"/>
+            <wp:docPr id="1" name="" descr="" title=""/>
+            <wp:cNvGraphicFramePr>
+              <a:graphicFrameLocks xmlns:a="http://schemas.openxmlformats.org/drawingml/2006/main" noChangeAspect="1"/>
+            </wp:cNvGraphicFramePr>
+            <a:graphic xmlns:a="http://schemas.openxmlformats.org/drawingml/2006/main">
+              <a:graphicData uri="http://schemas.openxmlformats.org/drawingml/2006/picture">
+                <pic:pic xmlns:pic="http://schemas.openxmlformats.org/drawingml/2006/picture">
+                  <pic:nvPicPr>
+                    <pic:cNvPr id="0" name="" descr=""/>
+                    <pic:cNvPicPr>
+                      <a:picLocks noChangeAspect="1" noChangeArrowheads="1"/>
+                    </pic:cNvPicPr>
+                  </pic:nvPicPr>
+                  <pic:blipFill>
+                    <a:blip r:embed="rId7" cstate="none"/>
+                    <a:srcRect/>
+                    <a:stretch>
+                      <a:fillRect/>
+                    </a:stretch>
+                  </pic:blipFill>
+                  <pic:spPr bwMode="auto">
+                    <a:xfrm>
+                      <a:off x="0" y="0"/>
+                      <a:ext cx="1047750" cy="790575"/>
+                    </a:xfrm>
+                    <a:prstGeom prst="rect">
+                      <a:avLst/>
+                    </a:prstGeom>
+                  </pic:spPr>
+                </pic:pic>
+              </a:graphicData>
+            </a:graphic>
+          </wp:inline>
+        </w:drawing>
+      </w:r>
+    </w:p>
+    <w:p>
+      <w:pPr>
+        <w:keepNext/>
+        <w:spacing w:after="120"/>
       </w:pPr>
       <w:r>
         <w:rPr>
@@ -116,12 +164,60 @@
         <w:t xml:space="preserve">Statistical Question (Pregunta estadística)</w:t>
       </w:r>
       <w:r>
-        <w:t xml:space="preserve"> — A question that anticipates variability in the data collected to answer it</w:t>
-      </w:r>
-    </w:p>
-    <w:p>
-      <w:pPr>
-        <w:spacing w:after="60"/>
+        <w:t xml:space="preserve"> — A question where the answers will be different for different people.</w:t>
+      </w:r>
+    </w:p>
+    <w:p>
+      <w:pPr>
+        <w:keepNext/>
+        <w:spacing w:after="20" w:before="80"/>
+        <w:jc w:val="center"/>
+      </w:pPr>
+      <w:r>
+        <w:drawing>
+          <wp:inline distT="0" distB="0" distL="0" distR="0">
+            <wp:extent cx="1047750" cy="790575"/>
+            <wp:effectExtent t="0" r="0" b="0" l="0"/>
+            <wp:docPr id="1" name="" descr="" title=""/>
+            <wp:cNvGraphicFramePr>
+              <a:graphicFrameLocks xmlns:a="http://schemas.openxmlformats.org/drawingml/2006/main" noChangeAspect="1"/>
+            </wp:cNvGraphicFramePr>
+            <a:graphic xmlns:a="http://schemas.openxmlformats.org/drawingml/2006/main">
+              <a:graphicData uri="http://schemas.openxmlformats.org/drawingml/2006/picture">
+                <pic:pic xmlns:pic="http://schemas.openxmlformats.org/drawingml/2006/picture">
+                  <pic:nvPicPr>
+                    <pic:cNvPr id="0" name="" descr=""/>
+                    <pic:cNvPicPr>
+                      <a:picLocks noChangeAspect="1" noChangeArrowheads="1"/>
+                    </pic:cNvPicPr>
+                  </pic:nvPicPr>
+                  <pic:blipFill>
+                    <a:blip r:embed="rId7" cstate="none"/>
+                    <a:srcRect/>
+                    <a:stretch>
+                      <a:fillRect/>
+                    </a:stretch>
+                  </pic:blipFill>
+                  <pic:spPr bwMode="auto">
+                    <a:xfrm>
+                      <a:off x="0" y="0"/>
+                      <a:ext cx="1047750" cy="790575"/>
+                    </a:xfrm>
+                    <a:prstGeom prst="rect">
+                      <a:avLst/>
+                    </a:prstGeom>
+                  </pic:spPr>
+                </pic:pic>
+              </a:graphicData>
+            </a:graphic>
+          </wp:inline>
+        </w:drawing>
+      </w:r>
+    </w:p>
+    <w:p>
+      <w:pPr>
+        <w:keepNext/>
+        <w:spacing w:after="120"/>
       </w:pPr>
       <w:r>
         <w:rPr>
@@ -131,12 +227,60 @@
         <w:t xml:space="preserve">Data (Datos)</w:t>
       </w:r>
       <w:r>
-        <w:t xml:space="preserve"> — Information collected by observation, measurement, or survey</w:t>
-      </w:r>
-    </w:p>
-    <w:p>
-      <w:pPr>
-        <w:spacing w:after="60"/>
+        <w:t xml:space="preserve"> — Facts and numbers you collect, like answers to a survey.</w:t>
+      </w:r>
+    </w:p>
+    <w:p>
+      <w:pPr>
+        <w:keepNext/>
+        <w:spacing w:after="20" w:before="80"/>
+        <w:jc w:val="center"/>
+      </w:pPr>
+      <w:r>
+        <w:drawing>
+          <wp:inline distT="0" distB="0" distL="0" distR="0">
+            <wp:extent cx="1047750" cy="790575"/>
+            <wp:effectExtent t="0" r="0" b="0" l="0"/>
+            <wp:docPr id="1" name="" descr="" title=""/>
+            <wp:cNvGraphicFramePr>
+              <a:graphicFrameLocks xmlns:a="http://schemas.openxmlformats.org/drawingml/2006/main" noChangeAspect="1"/>
+            </wp:cNvGraphicFramePr>
+            <a:graphic xmlns:a="http://schemas.openxmlformats.org/drawingml/2006/main">
+              <a:graphicData uri="http://schemas.openxmlformats.org/drawingml/2006/picture">
+                <pic:pic xmlns:pic="http://schemas.openxmlformats.org/drawingml/2006/picture">
+                  <pic:nvPicPr>
+                    <pic:cNvPr id="0" name="" descr=""/>
+                    <pic:cNvPicPr>
+                      <a:picLocks noChangeAspect="1" noChangeArrowheads="1"/>
+                    </pic:cNvPicPr>
+                  </pic:nvPicPr>
+                  <pic:blipFill>
+                    <a:blip r:embed="rId8" cstate="none"/>
+                    <a:srcRect/>
+                    <a:stretch>
+                      <a:fillRect/>
+                    </a:stretch>
+                  </pic:blipFill>
+                  <pic:spPr bwMode="auto">
+                    <a:xfrm>
+                      <a:off x="0" y="0"/>
+                      <a:ext cx="1047750" cy="790575"/>
+                    </a:xfrm>
+                    <a:prstGeom prst="rect">
+                      <a:avLst/>
+                    </a:prstGeom>
+                  </pic:spPr>
+                </pic:pic>
+              </a:graphicData>
+            </a:graphic>
+          </wp:inline>
+        </w:drawing>
+      </w:r>
+    </w:p>
+    <w:p>
+      <w:pPr>
+        <w:keepNext/>
+        <w:spacing w:after="120"/>
       </w:pPr>
       <w:r>
         <w:rPr>
@@ -146,12 +290,60 @@
         <w:t xml:space="preserve">Variability (Variabilidad)</w:t>
       </w:r>
       <w:r>
-        <w:t xml:space="preserve"> — How spread out or different the values in a data set are</w:t>
-      </w:r>
-    </w:p>
-    <w:p>
-      <w:pPr>
-        <w:spacing w:after="60"/>
+        <w:t xml:space="preserve"> — How spread out the numbers are.</w:t>
+      </w:r>
+    </w:p>
+    <w:p>
+      <w:pPr>
+        <w:keepNext/>
+        <w:spacing w:after="20" w:before="80"/>
+        <w:jc w:val="center"/>
+      </w:pPr>
+      <w:r>
+        <w:drawing>
+          <wp:inline distT="0" distB="0" distL="0" distR="0">
+            <wp:extent cx="1047750" cy="790575"/>
+            <wp:effectExtent t="0" r="0" b="0" l="0"/>
+            <wp:docPr id="1" name="" descr="" title=""/>
+            <wp:cNvGraphicFramePr>
+              <a:graphicFrameLocks xmlns:a="http://schemas.openxmlformats.org/drawingml/2006/main" noChangeAspect="1"/>
+            </wp:cNvGraphicFramePr>
+            <a:graphic xmlns:a="http://schemas.openxmlformats.org/drawingml/2006/main">
+              <a:graphicData uri="http://schemas.openxmlformats.org/drawingml/2006/picture">
+                <pic:pic xmlns:pic="http://schemas.openxmlformats.org/drawingml/2006/picture">
+                  <pic:nvPicPr>
+                    <pic:cNvPr id="0" name="" descr=""/>
+                    <pic:cNvPicPr>
+                      <a:picLocks noChangeAspect="1" noChangeArrowheads="1"/>
+                    </pic:cNvPicPr>
+                  </pic:nvPicPr>
+                  <pic:blipFill>
+                    <a:blip r:embed="rId7" cstate="none"/>
+                    <a:srcRect/>
+                    <a:stretch>
+                      <a:fillRect/>
+                    </a:stretch>
+                  </pic:blipFill>
+                  <pic:spPr bwMode="auto">
+                    <a:xfrm>
+                      <a:off x="0" y="0"/>
+                      <a:ext cx="1047750" cy="790575"/>
+                    </a:xfrm>
+                    <a:prstGeom prst="rect">
+                      <a:avLst/>
+                    </a:prstGeom>
+                  </pic:spPr>
+                </pic:pic>
+              </a:graphicData>
+            </a:graphic>
+          </wp:inline>
+        </w:drawing>
+      </w:r>
+    </w:p>
+    <w:p>
+      <w:pPr>
+        <w:keepNext/>
+        <w:spacing w:after="120"/>
       </w:pPr>
       <w:r>
         <w:rPr>
@@ -161,12 +353,60 @@
         <w:t xml:space="preserve">Survey (Encuesta)</w:t>
       </w:r>
       <w:r>
-        <w:t xml:space="preserve"> — A method of collecting data by asking people questions</w:t>
-      </w:r>
-    </w:p>
-    <w:p>
-      <w:pPr>
-        <w:spacing w:after="60"/>
+        <w:t xml:space="preserve"> — Collecting facts by asking people questions.</w:t>
+      </w:r>
+    </w:p>
+    <w:p>
+      <w:pPr>
+        <w:keepNext/>
+        <w:spacing w:after="20" w:before="80"/>
+        <w:jc w:val="center"/>
+      </w:pPr>
+      <w:r>
+        <w:drawing>
+          <wp:inline distT="0" distB="0" distL="0" distR="0">
+            <wp:extent cx="1047750" cy="790575"/>
+            <wp:effectExtent t="0" r="0" b="0" l="0"/>
+            <wp:docPr id="1" name="" descr="" title=""/>
+            <wp:cNvGraphicFramePr>
+              <a:graphicFrameLocks xmlns:a="http://schemas.openxmlformats.org/drawingml/2006/main" noChangeAspect="1"/>
+            </wp:cNvGraphicFramePr>
+            <a:graphic xmlns:a="http://schemas.openxmlformats.org/drawingml/2006/main">
+              <a:graphicData uri="http://schemas.openxmlformats.org/drawingml/2006/picture">
+                <pic:pic xmlns:pic="http://schemas.openxmlformats.org/drawingml/2006/picture">
+                  <pic:nvPicPr>
+                    <pic:cNvPr id="0" name="" descr=""/>
+                    <pic:cNvPicPr>
+                      <a:picLocks noChangeAspect="1" noChangeArrowheads="1"/>
+                    </pic:cNvPicPr>
+                  </pic:nvPicPr>
+                  <pic:blipFill>
+                    <a:blip r:embed="rId9" cstate="none"/>
+                    <a:srcRect/>
+                    <a:stretch>
+                      <a:fillRect/>
+                    </a:stretch>
+                  </pic:blipFill>
+                  <pic:spPr bwMode="auto">
+                    <a:xfrm>
+                      <a:off x="0" y="0"/>
+                      <a:ext cx="1047750" cy="790575"/>
+                    </a:xfrm>
+                    <a:prstGeom prst="rect">
+                      <a:avLst/>
+                    </a:prstGeom>
+                  </pic:spPr>
+                </pic:pic>
+              </a:graphicData>
+            </a:graphic>
+          </wp:inline>
+        </w:drawing>
+      </w:r>
+    </w:p>
+    <w:p>
+      <w:pPr>
+        <w:keepNext/>
+        <w:spacing w:after="120"/>
       </w:pPr>
       <w:r>
         <w:rPr>
@@ -176,7 +416,7 @@
         <w:t xml:space="preserve">Data distribution (Distribución de datos)</w:t>
       </w:r>
       <w:r>
-        <w:t xml:space="preserve"> — The shape and spread of a data set</w:t>
+        <w:t xml:space="preserve"> — How the data looks: where it sits and how spread out it is.</w:t>
       </w:r>
     </w:p>
     <w:p>

--- a/lessons/8-1/homework.docx
+++ b/lessons/8-1/homework.docx
@@ -24,7 +24,7 @@
           <w:i/>
           <w:iCs/>
         </w:rPr>
-        <w:t xml:space="preserve">Lesson 8-1  •  Standard 6.SP.1</w:t>
+        <w:t xml:space="preserve">Lesson 8-1  •  Standard 6.DS.1</w:t>
       </w:r>
     </w:p>
     <w:p>
@@ -873,39 +873,43 @@
           <w:b/>
           <w:bCs/>
         </w:rPr>
-        <w:t xml:space="preserve">6. Which is a statistical question?</w:t>
-      </w:r>
-    </w:p>
-    <w:p>
-      <w:pPr>
-        <w:spacing w:after="40" w:before="0"/>
-      </w:pPr>
-      <w:r>
-        <w:t xml:space="preserve">     A. How tall are the students in our class?</w:t>
-      </w:r>
-    </w:p>
-    <w:p>
-      <w:pPr>
-        <w:spacing w:after="40" w:before="0"/>
-      </w:pPr>
-      <w:r>
-        <w:t xml:space="preserve">     B. How tall is the teacher?</w:t>
-      </w:r>
-    </w:p>
-    <w:p>
-      <w:pPr>
-        <w:spacing w:after="40" w:before="0"/>
-      </w:pPr>
-      <w:r>
-        <w:t xml:space="preserve">     C. What is my height?</w:t>
-      </w:r>
-    </w:p>
-    <w:p>
-      <w:pPr>
-        <w:spacing w:after="40" w:before="0"/>
-      </w:pPr>
-      <w:r>
-        <w:t xml:space="preserve">     D. Is the door open?</w:t>
+        <w:t xml:space="preserve">6. onLevel — Spot the Common Mistake</w:t>
+      </w:r>
+    </w:p>
+    <w:p>
+      <w:pPr>
+        <w:spacing w:after="40" w:before="0"/>
+      </w:pPr>
+      <w:r>
+        <w:t xml:space="preserve">   Step 1 (Read): A student is working on Statistical Questions and Data.</w:t>
+      </w:r>
+    </w:p>
+    <w:p>
+      <w:pPr>
+        <w:spacing w:after="40" w:before="0"/>
+      </w:pPr>
+      <w:r>
+        <w:t xml:space="preserve">   Step 2 (Attempt): They ignored the rule: If you expect the answers to vary, it is a statistical question.</w:t>
+      </w:r>
+    </w:p>
+    <w:p>
+      <w:pPr>
+        <w:spacing w:after="40" w:before="0"/>
+      </w:pPr>
+      <w:r>
+        <w:t xml:space="preserve">   Step 3 (Check): The answer does not match the math rule from class.</w:t>
+      </w:r>
+    </w:p>
+    <w:p>
+      <w:pPr>
+        <w:spacing w:after="60" w:before="0"/>
+      </w:pPr>
+      <w:r>
+        <w:rPr>
+          <w:i/>
+          <w:iCs/>
+        </w:rPr>
+        <w:t xml:space="preserve">Which step has the mistake? Explain and fix it:</w:t>
       </w:r>
     </w:p>
     <w:p>
@@ -921,6 +925,28 @@
     </w:p>
     <w:p>
       <w:pPr>
+        <w:spacing w:after="60" w:before="120"/>
+      </w:pPr>
+      <w:r>
+        <w:rPr>
+          <w:color w:val="BBBBBB"/>
+        </w:rPr>
+        <w:t xml:space="preserve">______________________________________________________________________</w:t>
+      </w:r>
+    </w:p>
+    <w:p>
+      <w:pPr>
+        <w:spacing w:after="60" w:before="120"/>
+      </w:pPr>
+      <w:r>
+        <w:rPr>
+          <w:color w:val="BBBBBB"/>
+        </w:rPr>
+        <w:t xml:space="preserve">______________________________________________________________________</w:t>
+      </w:r>
+    </w:p>
+    <w:p>
+      <w:pPr>
         <w:spacing w:after="80" w:before="0"/>
       </w:pPr>
       <w:r>
@@ -928,39 +954,75 @@
           <w:b/>
           <w:bCs/>
         </w:rPr>
-        <w:t xml:space="preserve">7. Which question is NOT statistical?</w:t>
-      </w:r>
-    </w:p>
-    <w:p>
-      <w:pPr>
-        <w:spacing w:after="40" w:before="0"/>
-      </w:pPr>
-      <w:r>
-        <w:t xml:space="preserve">     A. What time did the bus arrive today?</w:t>
-      </w:r>
-    </w:p>
-    <w:p>
-      <w:pPr>
-        <w:spacing w:after="40" w:before="0"/>
-      </w:pPr>
-      <w:r>
-        <w:t xml:space="preserve">     B. How many minutes do students sleep each night?</w:t>
-      </w:r>
-    </w:p>
-    <w:p>
-      <w:pPr>
-        <w:spacing w:after="40" w:before="0"/>
-      </w:pPr>
-      <w:r>
-        <w:t xml:space="preserve">     C. How long do people wait at the store?</w:t>
-      </w:r>
-    </w:p>
-    <w:p>
-      <w:pPr>
-        <w:spacing w:after="40" w:before="0"/>
-      </w:pPr>
-      <w:r>
-        <w:t xml:space="preserve">     D. What ages are the players on the team?</w:t>
+        <w:t xml:space="preserve">7. Drag each scouting question into the right bin. A statistical question expects answers that VARY from player to player; a non-statistical question has one fixed answer.</w:t>
+      </w:r>
+    </w:p>
+    <w:p>
+      <w:pPr>
+        <w:spacing w:after="80" w:before="0"/>
+      </w:pPr>
+      <w:r>
+        <w:rPr>
+          <w:i/>
+          <w:iCs/>
+        </w:rPr>
+        <w:t xml:space="preserve">Groups: Statistical   |   Not Statistical</w:t>
+      </w:r>
+    </w:p>
+    <w:p>
+      <w:pPr>
+        <w:spacing w:after="40" w:before="0"/>
+      </w:pPr>
+      <w:r>
+        <w:t xml:space="preserve">   • How many push-ups can each player on the team do in one minute?   → __________________</w:t>
+      </w:r>
+    </w:p>
+    <w:p>
+      <w:pPr>
+        <w:spacing w:after="40" w:before="0"/>
+      </w:pPr>
+      <w:r>
+        <w:t xml:space="preserve">   • How many points does each starter average per game?   → __________________</w:t>
+      </w:r>
+    </w:p>
+    <w:p>
+      <w:pPr>
+        <w:spacing w:after="40" w:before="0"/>
+      </w:pPr>
+      <w:r>
+        <w:t xml:space="preserve">   • How many seconds does each player take to sprint the court?   → __________________</w:t>
+      </w:r>
+    </w:p>
+    <w:p>
+      <w:pPr>
+        <w:spacing w:after="40" w:before="0"/>
+      </w:pPr>
+      <w:r>
+        <w:t xml:space="preserve">   • How many free throws did each teammate make in practice?   → __________________</w:t>
+      </w:r>
+    </w:p>
+    <w:p>
+      <w:pPr>
+        <w:spacing w:after="40" w:before="0"/>
+      </w:pPr>
+      <w:r>
+        <w:t xml:space="preserve">   • How many players are allowed on the court at once?   → __________________</w:t>
+      </w:r>
+    </w:p>
+    <w:p>
+      <w:pPr>
+        <w:spacing w:after="40" w:before="0"/>
+      </w:pPr>
+      <w:r>
+        <w:t xml:space="preserve">   • What is the diameter of an official basketball hoop?   → __________________</w:t>
+      </w:r>
+    </w:p>
+    <w:p>
+      <w:pPr>
+        <w:spacing w:after="40" w:before="0"/>
+      </w:pPr>
+      <w:r>
+        <w:t xml:space="preserve">   • How many quarters are played in one game?   → __________________</w:t>
       </w:r>
     </w:p>
     <w:p>
@@ -983,39 +1045,39 @@
           <w:b/>
           <w:bCs/>
         </w:rPr>
-        <w:t xml:space="preserve">8. Why do statistical questions expect different answers?</w:t>
-      </w:r>
-    </w:p>
-    <w:p>
-      <w:pPr>
-        <w:spacing w:after="40" w:before="0"/>
-      </w:pPr>
-      <w:r>
-        <w:t xml:space="preserve">     A. Because the data values vary from one case to another</w:t>
-      </w:r>
-    </w:p>
-    <w:p>
-      <w:pPr>
-        <w:spacing w:after="40" w:before="0"/>
-      </w:pPr>
-      <w:r>
-        <w:t xml:space="preserve">     B. Because they are always about numbers</w:t>
-      </w:r>
-    </w:p>
-    <w:p>
-      <w:pPr>
-        <w:spacing w:after="40" w:before="0"/>
-      </w:pPr>
-      <w:r>
-        <w:t xml:space="preserve">     C. Because they cannot be answered</w:t>
-      </w:r>
-    </w:p>
-    <w:p>
-      <w:pPr>
-        <w:spacing w:after="40" w:before="0"/>
-      </w:pPr>
-      <w:r>
-        <w:t xml:space="preserve">     D. Because they only have one answer</w:t>
+        <w:t xml:space="preserve">8. The team analyst writes four questions for the scouting report. Which one is a statistical question?</w:t>
+      </w:r>
+    </w:p>
+    <w:p>
+      <w:pPr>
+        <w:spacing w:after="40" w:before="0"/>
+      </w:pPr>
+      <w:r>
+        <w:t xml:space="preserve">     A. How many rebounds does each player grab per game?</w:t>
+      </w:r>
+    </w:p>
+    <w:p>
+      <w:pPr>
+        <w:spacing w:after="40" w:before="0"/>
+      </w:pPr>
+      <w:r>
+        <w:t xml:space="preserve">     B. How many points is a single free throw worth?</w:t>
+      </w:r>
+    </w:p>
+    <w:p>
+      <w:pPr>
+        <w:spacing w:after="40" w:before="0"/>
+      </w:pPr>
+      <w:r>
+        <w:t xml:space="preserve">     C. What is the height of the basketball rim?</w:t>
+      </w:r>
+    </w:p>
+    <w:p>
+      <w:pPr>
+        <w:spacing w:after="40" w:before="0"/>
+      </w:pPr>
+      <w:r>
+        <w:t xml:space="preserve">     D. How many timeouts does each team get per half?</w:t>
       </w:r>
     </w:p>
     <w:p>
@@ -1038,41 +1100,202 @@
           <w:b/>
           <w:bCs/>
         </w:rPr>
-        <w:t xml:space="preserve">9. Which rewrite makes 'How old am I?' a statistical question?</w:t>
-      </w:r>
-    </w:p>
-    <w:p>
-      <w:pPr>
-        <w:spacing w:after="40" w:before="0"/>
-      </w:pPr>
-      <w:r>
-        <w:t xml:space="preserve">     A. How old are the students in this school?</w:t>
-      </w:r>
-    </w:p>
-    <w:p>
-      <w:pPr>
-        <w:spacing w:after="40" w:before="0"/>
-      </w:pPr>
-      <w:r>
-        <w:t xml:space="preserve">     B. How old is my best friend?</w:t>
-      </w:r>
-    </w:p>
-    <w:p>
-      <w:pPr>
-        <w:spacing w:after="40" w:before="0"/>
-      </w:pPr>
-      <w:r>
-        <w:t xml:space="preserve">     C. When is my birthday?</w:t>
-      </w:r>
-    </w:p>
-    <w:p>
-      <w:pPr>
-        <w:spacing w:after="40" w:before="0"/>
-      </w:pPr>
-      <w:r>
-        <w:t xml:space="preserve">     D. Am I older than 12?</w:t>
-      </w:r>
-    </w:p>
+        <w:t xml:space="preserve">9. Why does the question "How many minutes did each athlete warm up before the game?" count as a statistical question?</w:t>
+      </w:r>
+    </w:p>
+    <w:p>
+      <w:pPr>
+        <w:spacing w:after="40" w:before="0"/>
+      </w:pPr>
+      <w:r>
+        <w:t xml:space="preserve">     A. Because the warm-up times will vary from one athlete to another</w:t>
+      </w:r>
+    </w:p>
+    <w:p>
+      <w:pPr>
+        <w:spacing w:after="40" w:before="0"/>
+      </w:pPr>
+      <w:r>
+        <w:t xml:space="preserve">     B. Because the answer is measured in minutes</w:t>
+      </w:r>
+    </w:p>
+    <w:p>
+      <w:pPr>
+        <w:spacing w:after="40" w:before="0"/>
+      </w:pPr>
+      <w:r>
+        <w:t xml:space="preserve">     C. Because every athlete warmed up for exactly the same time</w:t>
+      </w:r>
+    </w:p>
+    <w:p>
+      <w:pPr>
+        <w:spacing w:after="40" w:before="0"/>
+      </w:pPr>
+      <w:r>
+        <w:t xml:space="preserve">     D. Because it is about a sports team</w:t>
+      </w:r>
+    </w:p>
+    <w:p>
+      <w:pPr>
+        <w:spacing w:after="60" w:before="120"/>
+      </w:pPr>
+      <w:r>
+        <w:rPr>
+          <w:color w:val="BBBBBB"/>
+        </w:rPr>
+        <w:t xml:space="preserve">______________________________________________________________________</w:t>
+      </w:r>
+    </w:p>
+    <w:p>
+      <w:pPr>
+        <w:spacing w:after="80" w:before="0"/>
+      </w:pPr>
+      <w:r>
+        <w:rPr>
+          <w:b/>
+          <w:bCs/>
+        </w:rPr>
+        <w:t xml:space="preserve">10. Match each weak (non-statistical) scouting question to a stronger version that becomes statistical by adding variability.</w:t>
+      </w:r>
+    </w:p>
+    <w:tbl>
+      <w:tblPr>
+        <w:tblW w:type="pct" w:w="100%"/>
+        <w:tblBorders>
+          <w:top w:val="single" w:color="auto" w:sz="4"/>
+          <w:left w:val="single" w:color="auto" w:sz="4"/>
+          <w:bottom w:val="single" w:color="auto" w:sz="4"/>
+          <w:right w:val="single" w:color="auto" w:sz="4"/>
+          <w:insideH w:val="single" w:color="auto" w:sz="4"/>
+          <w:insideV w:val="single" w:color="auto" w:sz="4"/>
+        </w:tblBorders>
+      </w:tblPr>
+      <w:tblGrid>
+        <w:gridCol w:w="100"/>
+        <w:gridCol w:w="100"/>
+      </w:tblGrid>
+      <w:tr>
+        <w:trPr>
+          <w:tblHeader/>
+        </w:trPr>
+        <w:tc>
+          <w:tcPr>
+            <w:tcW w:type="pct" w:w="50%"/>
+          </w:tcPr>
+          <w:p>
+            <w:r>
+              <w:rPr>
+                <w:b/>
+                <w:bCs/>
+              </w:rPr>
+              <w:t xml:space="preserve">Item</w:t>
+            </w:r>
+          </w:p>
+        </w:tc>
+        <w:tc>
+          <w:tcPr>
+            <w:tcW w:type="pct" w:w="50%"/>
+          </w:tcPr>
+          <w:p>
+            <w:r>
+              <w:rPr>
+                <w:b/>
+                <w:bCs/>
+              </w:rPr>
+              <w:t xml:space="preserve">Answer choices</w:t>
+            </w:r>
+          </w:p>
+        </w:tc>
+      </w:tr>
+      <w:tr>
+        <w:tc>
+          <w:tcPr>
+            <w:tcW w:type="pct" w:w="50%"/>
+          </w:tcPr>
+          <w:p>
+            <w:r>
+              <w:t xml:space="preserve">____  How many players are on the roster?</w:t>
+            </w:r>
+          </w:p>
+        </w:tc>
+        <w:tc>
+          <w:tcPr>
+            <w:tcW w:type="pct" w:w="50%"/>
+          </w:tcPr>
+          <w:p>
+            <w:r>
+              <w:t xml:space="preserve">D. How many points did each player score in the game?</w:t>
+            </w:r>
+          </w:p>
+        </w:tc>
+      </w:tr>
+      <w:tr>
+        <w:tc>
+          <w:tcPr>
+            <w:tcW w:type="pct" w:w="50%"/>
+          </w:tcPr>
+          <w:p>
+            <w:r>
+              <w:t xml:space="preserve">____  What time does the game start?</w:t>
+            </w:r>
+          </w:p>
+        </w:tc>
+        <w:tc>
+          <w:tcPr>
+            <w:tcW w:type="pct" w:w="50%"/>
+          </w:tcPr>
+          <w:p>
+            <w:r>
+              <w:t xml:space="preserve">C. How far from the hoop does each player shoot most often?</w:t>
+            </w:r>
+          </w:p>
+        </w:tc>
+      </w:tr>
+      <w:tr>
+        <w:tc>
+          <w:tcPr>
+            <w:tcW w:type="pct" w:w="50%"/>
+          </w:tcPr>
+          <w:p>
+            <w:r>
+              <w:t xml:space="preserve">____  How long is the basketball court?</w:t>
+            </w:r>
+          </w:p>
+        </w:tc>
+        <w:tc>
+          <w:tcPr>
+            <w:tcW w:type="pct" w:w="50%"/>
+          </w:tcPr>
+          <w:p>
+            <w:r>
+              <w:t xml:space="preserve">B. What time does each fan arrive at the arena?</w:t>
+            </w:r>
+          </w:p>
+        </w:tc>
+      </w:tr>
+      <w:tr>
+        <w:tc>
+          <w:tcPr>
+            <w:tcW w:type="pct" w:w="50%"/>
+          </w:tcPr>
+          <w:p>
+            <w:r>
+              <w:t xml:space="preserve">____  How many points did the team score in total?</w:t>
+            </w:r>
+          </w:p>
+        </w:tc>
+        <w:tc>
+          <w:tcPr>
+            <w:tcW w:type="pct" w:w="50%"/>
+          </w:tcPr>
+          <w:p>
+            <w:r>
+              <w:t xml:space="preserve">A. How many minutes does each player on the roster play per game?</w:t>
+            </w:r>
+          </w:p>
+        </w:tc>
+      </w:tr>
+    </w:tbl>
     <w:p>
       <w:pPr>
         <w:spacing w:after="60" w:before="120"/>
@@ -1116,10 +1339,22 @@
     </w:p>
     <w:p>
       <w:pPr>
+        <w:spacing w:after="20" w:before="0"/>
+      </w:pPr>
+      <w:r>
+        <w:t xml:space="preserve">     "How many points did each player score?" is statistical because different players will have different scores — there is variability in the data.</w:t>
+      </w:r>
+    </w:p>
+    <w:p>
+      <w:pPr>
         <w:spacing w:after="80" w:before="0"/>
       </w:pPr>
       <w:r>
-        <w:t xml:space="preserve">     "How many points did each player score?" is statistical because different players will have different scores — there is variability in the data.</w:t>
+        <w:rPr>
+          <w:i/>
+          <w:iCs/>
+        </w:rPr>
+        <w:t xml:space="preserve">     Watch for: A common mistake in Statistical Questions and Data is skipping the key idea: "If you expect the answers to vary, it is a statistical question." — always check your work against this rule before you submit.</w:t>
       </w:r>
     </w:p>
     <w:p>
@@ -1136,10 +1371,22 @@
     </w:p>
     <w:p>
       <w:pPr>
+        <w:spacing w:after="20" w:before="0"/>
+      </w:pPr>
+      <w:r>
+        <w:t xml:space="preserve">     "How many innings are in a baseball game?" has one fixed answer (9) — no variability. The other questions all produce different answers for different people.</w:t>
+      </w:r>
+    </w:p>
+    <w:p>
+      <w:pPr>
         <w:spacing w:after="80" w:before="0"/>
       </w:pPr>
       <w:r>
-        <w:t xml:space="preserve">     "How many innings are in a baseball game?" has one fixed answer (9) — no variability. The other questions all produce different answers for different people.</w:t>
+        <w:rPr>
+          <w:i/>
+          <w:iCs/>
+        </w:rPr>
+        <w:t xml:space="preserve">     Watch for: A common mistake in Statistical Questions and Data is skipping the key idea: "If you expect the answers to vary, it is a statistical question." — always check your work against this rule before you submit.</w:t>
       </w:r>
     </w:p>
     <w:p>
@@ -1156,10 +1403,22 @@
     </w:p>
     <w:p>
       <w:pPr>
+        <w:spacing w:after="20" w:before="0"/>
+      </w:pPr>
+      <w:r>
+        <w:t xml:space="preserve">     A statistical question anticipates variability. Different athletes sleep different amounts, so the data collected will vary.</w:t>
+      </w:r>
+    </w:p>
+    <w:p>
+      <w:pPr>
         <w:spacing w:after="80" w:before="0"/>
       </w:pPr>
       <w:r>
-        <w:t xml:space="preserve">     A statistical question anticipates variability. Different athletes sleep different amounts, so the data collected will vary.</w:t>
+        <w:rPr>
+          <w:i/>
+          <w:iCs/>
+        </w:rPr>
+        <w:t xml:space="preserve">     Watch for: A common mistake in Statistical Questions and Data is skipping the key idea: "If you expect the answers to vary, it is a statistical question." — always check your work against this rule before you submit.</w:t>
       </w:r>
     </w:p>
     <w:p>
@@ -1219,7 +1478,119 @@
           <w:b/>
           <w:bCs/>
         </w:rPr>
-        <w:t xml:space="preserve">6. A. How tall are the students in our class?</w:t>
+        <w:t xml:space="preserve">6. onLevel — Spot the Common Mistake</w:t>
+      </w:r>
+    </w:p>
+    <w:p>
+      <w:pPr>
+        <w:spacing w:after="20" w:before="0"/>
+      </w:pPr>
+      <w:r>
+        <w:t xml:space="preserve">     The mistake is in Step 2.</w:t>
+      </w:r>
+    </w:p>
+    <w:p>
+      <w:pPr>
+        <w:spacing w:after="20" w:before="0"/>
+      </w:pPr>
+      <w:r>
+        <w:t xml:space="preserve">     Correct work: Follow the key idea: If you expect the answers to vary, it is a statistical question.</w:t>
+      </w:r>
+    </w:p>
+    <w:p>
+      <w:pPr>
+        <w:spacing w:after="40" w:before="0"/>
+      </w:pPr>
+      <w:r>
+        <w:rPr>
+          <w:b/>
+          <w:bCs/>
+        </w:rPr>
+        <w:t xml:space="preserve">7. Correct groups:</w:t>
+      </w:r>
+    </w:p>
+    <w:p>
+      <w:pPr>
+        <w:spacing w:after="20" w:before="0"/>
+      </w:pPr>
+      <w:r>
+        <w:t xml:space="preserve">     How many push-ups can each player on the team do in one minute? → Statistical</w:t>
+      </w:r>
+    </w:p>
+    <w:p>
+      <w:pPr>
+        <w:spacing w:after="20" w:before="0"/>
+      </w:pPr>
+      <w:r>
+        <w:t xml:space="preserve">     How many points does each starter average per game? → Statistical</w:t>
+      </w:r>
+    </w:p>
+    <w:p>
+      <w:pPr>
+        <w:spacing w:after="20" w:before="0"/>
+      </w:pPr>
+      <w:r>
+        <w:t xml:space="preserve">     How many seconds does each player take to sprint the court? → Statistical</w:t>
+      </w:r>
+    </w:p>
+    <w:p>
+      <w:pPr>
+        <w:spacing w:after="20" w:before="0"/>
+      </w:pPr>
+      <w:r>
+        <w:t xml:space="preserve">     How many free throws did each teammate make in practice? → Statistical</w:t>
+      </w:r>
+    </w:p>
+    <w:p>
+      <w:pPr>
+        <w:spacing w:after="20" w:before="0"/>
+      </w:pPr>
+      <w:r>
+        <w:t xml:space="preserve">     How many players are allowed on the court at once? → Not Statistical</w:t>
+      </w:r>
+    </w:p>
+    <w:p>
+      <w:pPr>
+        <w:spacing w:after="20" w:before="0"/>
+      </w:pPr>
+      <w:r>
+        <w:t xml:space="preserve">     What is the diameter of an official basketball hoop? → Not Statistical</w:t>
+      </w:r>
+    </w:p>
+    <w:p>
+      <w:pPr>
+        <w:spacing w:after="20" w:before="0"/>
+      </w:pPr>
+      <w:r>
+        <w:t xml:space="preserve">     How many quarters are played in one game? → Not Statistical</w:t>
+      </w:r>
+    </w:p>
+    <w:p>
+      <w:pPr>
+        <w:spacing w:after="40" w:before="0"/>
+      </w:pPr>
+      <w:r>
+        <w:t xml:space="preserve"/>
+      </w:r>
+    </w:p>
+    <w:p>
+      <w:pPr>
+        <w:spacing w:after="40" w:before="0"/>
+      </w:pPr>
+      <w:r>
+        <w:rPr>
+          <w:b/>
+          <w:bCs/>
+        </w:rPr>
+        <w:t xml:space="preserve">8. A. How many rebounds does each player grab per game?</w:t>
+      </w:r>
+    </w:p>
+    <w:p>
+      <w:pPr>
+        <w:spacing w:after="20" w:before="0"/>
+      </w:pPr>
+      <w:r>
+        <w:t xml:space="preserve">     "How many rebounds does each player grab per game?" anticipates variability — different players grab different numbers of rebounds, so you must collect data. The other three each have one fixed answer.</w:t>
       </w:r>
     </w:p>
     <w:p>
@@ -1227,19 +1598,31 @@
         <w:spacing w:after="80" w:before="0"/>
       </w:pPr>
       <w:r>
-        <w:t xml:space="preserve">     A statistical question anticipates variability — heights vary across students.</w:t>
-      </w:r>
-    </w:p>
-    <w:p>
-      <w:pPr>
-        <w:spacing w:after="40" w:before="0"/>
-      </w:pPr>
-      <w:r>
-        <w:rPr>
-          <w:b/>
-          <w:bCs/>
-        </w:rPr>
-        <w:t xml:space="preserve">7. A. What time did the bus arrive today?</w:t>
+        <w:rPr>
+          <w:i/>
+          <w:iCs/>
+        </w:rPr>
+        <w:t xml:space="preserve">     Watch for: A common mistake in Statistical Questions and Data is skipping the key idea: "If you expect the answers to vary, it is a statistical question." — always check your work against this rule before you submit.</w:t>
+      </w:r>
+    </w:p>
+    <w:p>
+      <w:pPr>
+        <w:spacing w:after="40" w:before="0"/>
+      </w:pPr>
+      <w:r>
+        <w:rPr>
+          <w:b/>
+          <w:bCs/>
+        </w:rPr>
+        <w:t xml:space="preserve">9. A. Because the warm-up times will vary from one athlete to another</w:t>
+      </w:r>
+    </w:p>
+    <w:p>
+      <w:pPr>
+        <w:spacing w:after="20" w:before="0"/>
+      </w:pPr>
+      <w:r>
+        <w:t xml:space="preserve">     A statistical question anticipates variability. Different athletes warm up for different amounts of time, so the data you collect will vary.</w:t>
       </w:r>
     </w:p>
     <w:p>
@@ -1247,47 +1630,63 @@
         <w:spacing w:after="80" w:before="0"/>
       </w:pPr>
       <w:r>
-        <w:t xml:space="preserve">     A single bus arrival time has one answer, so it is not statistical.</w:t>
-      </w:r>
-    </w:p>
-    <w:p>
-      <w:pPr>
-        <w:spacing w:after="40" w:before="0"/>
-      </w:pPr>
-      <w:r>
-        <w:rPr>
-          <w:b/>
-          <w:bCs/>
-        </w:rPr>
-        <w:t xml:space="preserve">8. A. Because the data values vary from one case to another</w:t>
-      </w:r>
-    </w:p>
-    <w:p>
-      <w:pPr>
-        <w:spacing w:after="80" w:before="0"/>
-      </w:pPr>
-      <w:r>
-        <w:t xml:space="preserve">     Statistical questions anticipate variability in the data.</w:t>
-      </w:r>
-    </w:p>
-    <w:p>
-      <w:pPr>
-        <w:spacing w:after="40" w:before="0"/>
-      </w:pPr>
-      <w:r>
-        <w:rPr>
-          <w:b/>
-          <w:bCs/>
-        </w:rPr>
-        <w:t xml:space="preserve">9. A. How old are the students in this school?</w:t>
-      </w:r>
-    </w:p>
-    <w:p>
-      <w:pPr>
-        <w:spacing w:after="80" w:before="0"/>
-      </w:pPr>
-      <w:r>
-        <w:t xml:space="preserve">     Asking about many students produces data that varies.</w:t>
+        <w:rPr>
+          <w:i/>
+          <w:iCs/>
+        </w:rPr>
+        <w:t xml:space="preserve">     Watch for: A common mistake in Statistical Questions and Data is skipping the key idea: "If you expect the answers to vary, it is a statistical question." — always check your work against this rule before you submit.</w:t>
+      </w:r>
+    </w:p>
+    <w:p>
+      <w:pPr>
+        <w:spacing w:after="40" w:before="0"/>
+      </w:pPr>
+      <w:r>
+        <w:rPr>
+          <w:b/>
+          <w:bCs/>
+        </w:rPr>
+        <w:t xml:space="preserve">10. Matches:</w:t>
+      </w:r>
+    </w:p>
+    <w:p>
+      <w:pPr>
+        <w:spacing w:after="20" w:before="0"/>
+      </w:pPr>
+      <w:r>
+        <w:t xml:space="preserve">     How many players are on the roster? → How many minutes does each player on the roster play per game?</w:t>
+      </w:r>
+    </w:p>
+    <w:p>
+      <w:pPr>
+        <w:spacing w:after="20" w:before="0"/>
+      </w:pPr>
+      <w:r>
+        <w:t xml:space="preserve">     What time does the game start? → What time does each fan arrive at the arena?</w:t>
+      </w:r>
+    </w:p>
+    <w:p>
+      <w:pPr>
+        <w:spacing w:after="20" w:before="0"/>
+      </w:pPr>
+      <w:r>
+        <w:t xml:space="preserve">     How long is the basketball court? → How far from the hoop does each player shoot most often?</w:t>
+      </w:r>
+    </w:p>
+    <w:p>
+      <w:pPr>
+        <w:spacing w:after="20" w:before="0"/>
+      </w:pPr>
+      <w:r>
+        <w:t xml:space="preserve">     How many points did the team score in total? → How many points did each player score in the game?</w:t>
+      </w:r>
+    </w:p>
+    <w:p>
+      <w:pPr>
+        <w:spacing w:after="40" w:before="0"/>
+      </w:pPr>
+      <w:r>
+        <w:t xml:space="preserve"/>
       </w:r>
     </w:p>
     <w:sectPr>

--- a/lessons/8-1/homework.docx
+++ b/lessons/8-1/homework.docx
@@ -881,23 +881,23 @@
         <w:spacing w:after="40" w:before="0"/>
       </w:pPr>
       <w:r>
-        <w:t xml:space="preserve">   Step 1 (Read): A student is working on Statistical Questions and Data.</w:t>
-      </w:r>
-    </w:p>
-    <w:p>
-      <w:pPr>
-        <w:spacing w:after="40" w:before="0"/>
-      </w:pPr>
-      <w:r>
-        <w:t xml:space="preserve">   Step 2 (Attempt): They ignored the rule: If you expect the answers to vary, it is a statistical question.</w:t>
-      </w:r>
-    </w:p>
-    <w:p>
-      <w:pPr>
-        <w:spacing w:after="40" w:before="0"/>
-      </w:pPr>
-      <w:r>
-        <w:t xml:space="preserve">   Step 3 (Check): The answer does not match the math rule from class.</w:t>
+        <w:t xml:space="preserve">   Step 1 (Question): How many points does the team need to win a game?</w:t>
+      </w:r>
+    </w:p>
+    <w:p>
+      <w:pPr>
+        <w:spacing w:after="40" w:before="0"/>
+      </w:pPr>
+      <w:r>
+        <w:t xml:space="preserve">   Step 2 (Student decision): This IS a statistical question.</w:t>
+      </w:r>
+    </w:p>
+    <w:p>
+      <w:pPr>
+        <w:spacing w:after="40" w:before="0"/>
+      </w:pPr>
+      <w:r>
+        <w:t xml:space="preserve">   Step 3 (Student reason): It is about basketball and the answer is a number, so it must be statistical.</w:t>
       </w:r>
     </w:p>
     <w:p>
@@ -954,7 +954,117 @@
           <w:b/>
           <w:bCs/>
         </w:rPr>
-        <w:t xml:space="preserve">7. Drag each scouting question into the right bin. A statistical question expects answers that VARY from player to player; a non-statistical question has one fixed answer.</w:t>
+        <w:t xml:space="preserve">7. Which of these is a statistical question?</w:t>
+      </w:r>
+    </w:p>
+    <w:p>
+      <w:pPr>
+        <w:spacing w:after="40" w:before="0"/>
+      </w:pPr>
+      <w:r>
+        <w:t xml:space="preserve">     A. What time is it right now?</w:t>
+      </w:r>
+    </w:p>
+    <w:p>
+      <w:pPr>
+        <w:spacing w:after="40" w:before="0"/>
+      </w:pPr>
+      <w:r>
+        <w:t xml:space="preserve">     B. How tall are the students in my class?</w:t>
+      </w:r>
+    </w:p>
+    <w:p>
+      <w:pPr>
+        <w:spacing w:after="40" w:before="0"/>
+      </w:pPr>
+      <w:r>
+        <w:t xml:space="preserve">     C. What is my shoe size?</w:t>
+      </w:r>
+    </w:p>
+    <w:p>
+      <w:pPr>
+        <w:spacing w:after="40" w:before="0"/>
+      </w:pPr>
+      <w:r>
+        <w:t xml:space="preserve">     D. What is 7 × 8?</w:t>
+      </w:r>
+    </w:p>
+    <w:p>
+      <w:pPr>
+        <w:spacing w:after="60" w:before="120"/>
+      </w:pPr>
+      <w:r>
+        <w:rPr>
+          <w:color w:val="BBBBBB"/>
+        </w:rPr>
+        <w:t xml:space="preserve">______________________________________________________________________</w:t>
+      </w:r>
+    </w:p>
+    <w:p>
+      <w:pPr>
+        <w:spacing w:after="80" w:before="0"/>
+      </w:pPr>
+      <w:r>
+        <w:rPr>
+          <w:b/>
+          <w:bCs/>
+        </w:rPr>
+        <w:t xml:space="preserve">8. Which of these would collect data that VARIES (making it a statistical question)?</w:t>
+      </w:r>
+    </w:p>
+    <w:p>
+      <w:pPr>
+        <w:spacing w:after="40" w:before="0"/>
+      </w:pPr>
+      <w:r>
+        <w:t xml:space="preserve">     A. How many days are in one week?</w:t>
+      </w:r>
+    </w:p>
+    <w:p>
+      <w:pPr>
+        <w:spacing w:after="40" w:before="0"/>
+      </w:pPr>
+      <w:r>
+        <w:t xml:space="preserve">     B. How many siblings does each student in the class have?</w:t>
+      </w:r>
+    </w:p>
+    <w:p>
+      <w:pPr>
+        <w:spacing w:after="40" w:before="0"/>
+      </w:pPr>
+      <w:r>
+        <w:t xml:space="preserve">     C. How many minutes are in one hour?</w:t>
+      </w:r>
+    </w:p>
+    <w:p>
+      <w:pPr>
+        <w:spacing w:after="40" w:before="0"/>
+      </w:pPr>
+      <w:r>
+        <w:t xml:space="preserve">     D. What is 12 + 12?</w:t>
+      </w:r>
+    </w:p>
+    <w:p>
+      <w:pPr>
+        <w:spacing w:after="60" w:before="120"/>
+      </w:pPr>
+      <w:r>
+        <w:rPr>
+          <w:color w:val="BBBBBB"/>
+        </w:rPr>
+        <w:t xml:space="preserve">______________________________________________________________________</w:t>
+      </w:r>
+    </w:p>
+    <w:p>
+      <w:pPr>
+        <w:spacing w:after="80" w:before="0"/>
+      </w:pPr>
+      <w:r>
+        <w:rPr>
+          <w:b/>
+          <w:bCs/>
+        </w:rPr>
+        <w:t xml:space="preserve">9. Drag each scouting question into the right bin. A statistical question expects answers that VARY from player to player; a non-statistical question has one fixed answer.</w:t>
       </w:r>
     </w:p>
     <w:p>
@@ -1045,7 +1155,7 @@
           <w:b/>
           <w:bCs/>
         </w:rPr>
-        <w:t xml:space="preserve">8. The team analyst writes four questions for the scouting report. Which one is a statistical question?</w:t>
+        <w:t xml:space="preserve">10. The team analyst writes four questions for the scouting report. Which one is a statistical question?</w:t>
       </w:r>
     </w:p>
     <w:p>
@@ -1080,222 +1190,6 @@
         <w:t xml:space="preserve">     D. How many timeouts does each team get per half?</w:t>
       </w:r>
     </w:p>
-    <w:p>
-      <w:pPr>
-        <w:spacing w:after="60" w:before="120"/>
-      </w:pPr>
-      <w:r>
-        <w:rPr>
-          <w:color w:val="BBBBBB"/>
-        </w:rPr>
-        <w:t xml:space="preserve">______________________________________________________________________</w:t>
-      </w:r>
-    </w:p>
-    <w:p>
-      <w:pPr>
-        <w:spacing w:after="80" w:before="0"/>
-      </w:pPr>
-      <w:r>
-        <w:rPr>
-          <w:b/>
-          <w:bCs/>
-        </w:rPr>
-        <w:t xml:space="preserve">9. Why does the question "How many minutes did each athlete warm up before the game?" count as a statistical question?</w:t>
-      </w:r>
-    </w:p>
-    <w:p>
-      <w:pPr>
-        <w:spacing w:after="40" w:before="0"/>
-      </w:pPr>
-      <w:r>
-        <w:t xml:space="preserve">     A. Because the warm-up times will vary from one athlete to another</w:t>
-      </w:r>
-    </w:p>
-    <w:p>
-      <w:pPr>
-        <w:spacing w:after="40" w:before="0"/>
-      </w:pPr>
-      <w:r>
-        <w:t xml:space="preserve">     B. Because the answer is measured in minutes</w:t>
-      </w:r>
-    </w:p>
-    <w:p>
-      <w:pPr>
-        <w:spacing w:after="40" w:before="0"/>
-      </w:pPr>
-      <w:r>
-        <w:t xml:space="preserve">     C. Because every athlete warmed up for exactly the same time</w:t>
-      </w:r>
-    </w:p>
-    <w:p>
-      <w:pPr>
-        <w:spacing w:after="40" w:before="0"/>
-      </w:pPr>
-      <w:r>
-        <w:t xml:space="preserve">     D. Because it is about a sports team</w:t>
-      </w:r>
-    </w:p>
-    <w:p>
-      <w:pPr>
-        <w:spacing w:after="60" w:before="120"/>
-      </w:pPr>
-      <w:r>
-        <w:rPr>
-          <w:color w:val="BBBBBB"/>
-        </w:rPr>
-        <w:t xml:space="preserve">______________________________________________________________________</w:t>
-      </w:r>
-    </w:p>
-    <w:p>
-      <w:pPr>
-        <w:spacing w:after="80" w:before="0"/>
-      </w:pPr>
-      <w:r>
-        <w:rPr>
-          <w:b/>
-          <w:bCs/>
-        </w:rPr>
-        <w:t xml:space="preserve">10. Match each weak (non-statistical) scouting question to a stronger version that becomes statistical by adding variability.</w:t>
-      </w:r>
-    </w:p>
-    <w:tbl>
-      <w:tblPr>
-        <w:tblW w:type="pct" w:w="100%"/>
-        <w:tblBorders>
-          <w:top w:val="single" w:color="auto" w:sz="4"/>
-          <w:left w:val="single" w:color="auto" w:sz="4"/>
-          <w:bottom w:val="single" w:color="auto" w:sz="4"/>
-          <w:right w:val="single" w:color="auto" w:sz="4"/>
-          <w:insideH w:val="single" w:color="auto" w:sz="4"/>
-          <w:insideV w:val="single" w:color="auto" w:sz="4"/>
-        </w:tblBorders>
-      </w:tblPr>
-      <w:tblGrid>
-        <w:gridCol w:w="100"/>
-        <w:gridCol w:w="100"/>
-      </w:tblGrid>
-      <w:tr>
-        <w:trPr>
-          <w:tblHeader/>
-        </w:trPr>
-        <w:tc>
-          <w:tcPr>
-            <w:tcW w:type="pct" w:w="50%"/>
-          </w:tcPr>
-          <w:p>
-            <w:r>
-              <w:rPr>
-                <w:b/>
-                <w:bCs/>
-              </w:rPr>
-              <w:t xml:space="preserve">Item</w:t>
-            </w:r>
-          </w:p>
-        </w:tc>
-        <w:tc>
-          <w:tcPr>
-            <w:tcW w:type="pct" w:w="50%"/>
-          </w:tcPr>
-          <w:p>
-            <w:r>
-              <w:rPr>
-                <w:b/>
-                <w:bCs/>
-              </w:rPr>
-              <w:t xml:space="preserve">Answer choices</w:t>
-            </w:r>
-          </w:p>
-        </w:tc>
-      </w:tr>
-      <w:tr>
-        <w:tc>
-          <w:tcPr>
-            <w:tcW w:type="pct" w:w="50%"/>
-          </w:tcPr>
-          <w:p>
-            <w:r>
-              <w:t xml:space="preserve">____  How many players are on the roster?</w:t>
-            </w:r>
-          </w:p>
-        </w:tc>
-        <w:tc>
-          <w:tcPr>
-            <w:tcW w:type="pct" w:w="50%"/>
-          </w:tcPr>
-          <w:p>
-            <w:r>
-              <w:t xml:space="preserve">D. How many points did each player score in the game?</w:t>
-            </w:r>
-          </w:p>
-        </w:tc>
-      </w:tr>
-      <w:tr>
-        <w:tc>
-          <w:tcPr>
-            <w:tcW w:type="pct" w:w="50%"/>
-          </w:tcPr>
-          <w:p>
-            <w:r>
-              <w:t xml:space="preserve">____  What time does the game start?</w:t>
-            </w:r>
-          </w:p>
-        </w:tc>
-        <w:tc>
-          <w:tcPr>
-            <w:tcW w:type="pct" w:w="50%"/>
-          </w:tcPr>
-          <w:p>
-            <w:r>
-              <w:t xml:space="preserve">C. How far from the hoop does each player shoot most often?</w:t>
-            </w:r>
-          </w:p>
-        </w:tc>
-      </w:tr>
-      <w:tr>
-        <w:tc>
-          <w:tcPr>
-            <w:tcW w:type="pct" w:w="50%"/>
-          </w:tcPr>
-          <w:p>
-            <w:r>
-              <w:t xml:space="preserve">____  How long is the basketball court?</w:t>
-            </w:r>
-          </w:p>
-        </w:tc>
-        <w:tc>
-          <w:tcPr>
-            <w:tcW w:type="pct" w:w="50%"/>
-          </w:tcPr>
-          <w:p>
-            <w:r>
-              <w:t xml:space="preserve">B. What time does each fan arrive at the arena?</w:t>
-            </w:r>
-          </w:p>
-        </w:tc>
-      </w:tr>
-      <w:tr>
-        <w:tc>
-          <w:tcPr>
-            <w:tcW w:type="pct" w:w="50%"/>
-          </w:tcPr>
-          <w:p>
-            <w:r>
-              <w:t xml:space="preserve">____  How many points did the team score in total?</w:t>
-            </w:r>
-          </w:p>
-        </w:tc>
-        <w:tc>
-          <w:tcPr>
-            <w:tcW w:type="pct" w:w="50%"/>
-          </w:tcPr>
-          <w:p>
-            <w:r>
-              <w:t xml:space="preserve">A. How many minutes does each player on the roster play per game?</w:t>
-            </w:r>
-          </w:p>
-        </w:tc>
-      </w:tr>
-    </w:tbl>
     <w:p>
       <w:pPr>
         <w:spacing w:after="60" w:before="120"/>
@@ -1354,7 +1248,7 @@
           <w:i/>
           <w:iCs/>
         </w:rPr>
-        <w:t xml:space="preserve">     Watch for: A common mistake in Statistical Questions and Data is skipping the key idea: "If you expect the answers to vary, it is a statistical question." — always check your work against this rule before you submit.</w:t>
+        <w:t xml:space="preserve">     Watch for: A common mistake in Statistical Questions and Data is judging a question by its topic or its numbers instead of its variability. Students see a question about ONE player, ONE game, or ONE fixed fact — like "How many points does the team need to win a game?" — and call it statistical just because it has a number or is about sports. Or they see a question about a single player's whole season, like "How many touchdowns did the quarterback throw this season?", and call it NOT statistical because only one player is named, forgetting that a season covers many games with a different result each time. Both errors skip the real test: will the answers actually differ from case to case (game to game, player to player)? If yes, it is a statistical question; if there is one fixed answer, it is not.</w:t>
       </w:r>
     </w:p>
     <w:p>
@@ -1386,7 +1280,7 @@
           <w:i/>
           <w:iCs/>
         </w:rPr>
-        <w:t xml:space="preserve">     Watch for: A common mistake in Statistical Questions and Data is skipping the key idea: "If you expect the answers to vary, it is a statistical question." — always check your work against this rule before you submit.</w:t>
+        <w:t xml:space="preserve">     Watch for: A common mistake in Statistical Questions and Data is judging a question by its topic or its numbers instead of its variability. Students see a question about ONE player, ONE game, or ONE fixed fact — like "How many points does the team need to win a game?" — and call it statistical just because it has a number or is about sports. Or they see a question about a single player's whole season, like "How many touchdowns did the quarterback throw this season?", and call it NOT statistical because only one player is named, forgetting that a season covers many games with a different result each time. Both errors skip the real test: will the answers actually differ from case to case (game to game, player to player)? If yes, it is a statistical question; if there is one fixed answer, it is not.</w:t>
       </w:r>
     </w:p>
     <w:p>
@@ -1418,7 +1312,7 @@
           <w:i/>
           <w:iCs/>
         </w:rPr>
-        <w:t xml:space="preserve">     Watch for: A common mistake in Statistical Questions and Data is skipping the key idea: "If you expect the answers to vary, it is a statistical question." — always check your work against this rule before you submit.</w:t>
+        <w:t xml:space="preserve">     Watch for: A common mistake in Statistical Questions and Data is judging a question by its topic or its numbers instead of its variability. Students see a question about ONE player, ONE game, or ONE fixed fact — like "How many points does the team need to win a game?" — and call it statistical just because it has a number or is about sports. Or they see a question about a single player's whole season, like "How many touchdowns did the quarterback throw this season?", and call it NOT statistical because only one player is named, forgetting that a season covers many games with a different result each time. Both errors skip the real test: will the answers actually differ from case to case (game to game, player to player)? If yes, it is a statistical question; if there is one fixed answer, it is not.</w:t>
       </w:r>
     </w:p>
     <w:p>
@@ -1486,7 +1380,7 @@
         <w:spacing w:after="20" w:before="0"/>
       </w:pPr>
       <w:r>
-        <w:t xml:space="preserve">     The mistake is in Step 2.</w:t>
+        <w:t xml:space="preserve">     The mistake is in Step 3.</w:t>
       </w:r>
     </w:p>
     <w:p>
@@ -1494,19 +1388,19 @@
         <w:spacing w:after="20" w:before="0"/>
       </w:pPr>
       <w:r>
-        <w:t xml:space="preserve">     Correct work: Follow the key idea: If you expect the answers to vary, it is a statistical question.</w:t>
-      </w:r>
-    </w:p>
-    <w:p>
-      <w:pPr>
-        <w:spacing w:after="40" w:before="0"/>
-      </w:pPr>
-      <w:r>
-        <w:rPr>
-          <w:b/>
-          <w:bCs/>
-        </w:rPr>
-        <w:t xml:space="preserve">7. Correct groups:</w:t>
+        <w:t xml:space="preserve">     Correct work: The reason is wrong. Being about basketball or having a number does not make a question statistical. "How many points does the team need to win a game?" has one fixed answer — you only need to score more than the other team — so the answers do not vary. This is NOT a statistical question.</w:t>
+      </w:r>
+    </w:p>
+    <w:p>
+      <w:pPr>
+        <w:spacing w:after="40" w:before="0"/>
+      </w:pPr>
+      <w:r>
+        <w:rPr>
+          <w:b/>
+          <w:bCs/>
+        </w:rPr>
+        <w:t xml:space="preserve">7. B. How tall are the students in my class?</w:t>
       </w:r>
     </w:p>
     <w:p>
@@ -1514,83 +1408,7 @@
         <w:spacing w:after="20" w:before="0"/>
       </w:pPr>
       <w:r>
-        <w:t xml:space="preserve">     How many push-ups can each player on the team do in one minute? → Statistical</w:t>
-      </w:r>
-    </w:p>
-    <w:p>
-      <w:pPr>
-        <w:spacing w:after="20" w:before="0"/>
-      </w:pPr>
-      <w:r>
-        <w:t xml:space="preserve">     How many points does each starter average per game? → Statistical</w:t>
-      </w:r>
-    </w:p>
-    <w:p>
-      <w:pPr>
-        <w:spacing w:after="20" w:before="0"/>
-      </w:pPr>
-      <w:r>
-        <w:t xml:space="preserve">     How many seconds does each player take to sprint the court? → Statistical</w:t>
-      </w:r>
-    </w:p>
-    <w:p>
-      <w:pPr>
-        <w:spacing w:after="20" w:before="0"/>
-      </w:pPr>
-      <w:r>
-        <w:t xml:space="preserve">     How many free throws did each teammate make in practice? → Statistical</w:t>
-      </w:r>
-    </w:p>
-    <w:p>
-      <w:pPr>
-        <w:spacing w:after="20" w:before="0"/>
-      </w:pPr>
-      <w:r>
-        <w:t xml:space="preserve">     How many players are allowed on the court at once? → Not Statistical</w:t>
-      </w:r>
-    </w:p>
-    <w:p>
-      <w:pPr>
-        <w:spacing w:after="20" w:before="0"/>
-      </w:pPr>
-      <w:r>
-        <w:t xml:space="preserve">     What is the diameter of an official basketball hoop? → Not Statistical</w:t>
-      </w:r>
-    </w:p>
-    <w:p>
-      <w:pPr>
-        <w:spacing w:after="20" w:before="0"/>
-      </w:pPr>
-      <w:r>
-        <w:t xml:space="preserve">     How many quarters are played in one game? → Not Statistical</w:t>
-      </w:r>
-    </w:p>
-    <w:p>
-      <w:pPr>
-        <w:spacing w:after="40" w:before="0"/>
-      </w:pPr>
-      <w:r>
-        <w:t xml:space="preserve"/>
-      </w:r>
-    </w:p>
-    <w:p>
-      <w:pPr>
-        <w:spacing w:after="40" w:before="0"/>
-      </w:pPr>
-      <w:r>
-        <w:rPr>
-          <w:b/>
-          <w:bCs/>
-        </w:rPr>
-        <w:t xml:space="preserve">8. A. How many rebounds does each player grab per game?</w:t>
-      </w:r>
-    </w:p>
-    <w:p>
-      <w:pPr>
-        <w:spacing w:after="20" w:before="0"/>
-      </w:pPr>
-      <w:r>
-        <w:t xml:space="preserve">     "How many rebounds does each player grab per game?" anticipates variability — different players grab different numbers of rebounds, so you must collect data. The other three each have one fixed answer.</w:t>
+        <w:t xml:space="preserve">     A statistical question anticipates variability — students' heights differ, so the data will vary.</w:t>
       </w:r>
     </w:p>
     <w:p>
@@ -1602,19 +1420,19 @@
           <w:i/>
           <w:iCs/>
         </w:rPr>
-        <w:t xml:space="preserve">     Watch for: A common mistake in Statistical Questions and Data is skipping the key idea: "If you expect the answers to vary, it is a statistical question." — always check your work against this rule before you submit.</w:t>
-      </w:r>
-    </w:p>
-    <w:p>
-      <w:pPr>
-        <w:spacing w:after="40" w:before="0"/>
-      </w:pPr>
-      <w:r>
-        <w:rPr>
-          <w:b/>
-          <w:bCs/>
-        </w:rPr>
-        <w:t xml:space="preserve">9. A. Because the warm-up times will vary from one athlete to another</w:t>
+        <w:t xml:space="preserve">     Watch for: A common mistake in Statistical Questions and Data is judging a question by its topic or its numbers instead of its variability. Students see a question about ONE player, ONE game, or ONE fixed fact — like "How many points does the team need to win a game?" — and call it statistical just because it has a number or is about sports. Or they see a question about a single player's whole season, like "How many touchdowns did the quarterback throw this season?", and call it NOT statistical because only one player is named, forgetting that a season covers many games with a different result each time. Both errors skip the real test: will the answers actually differ from case to case (game to game, player to player)? If yes, it is a statistical question; if there is one fixed answer, it is not.</w:t>
+      </w:r>
+    </w:p>
+    <w:p>
+      <w:pPr>
+        <w:spacing w:after="40" w:before="0"/>
+      </w:pPr>
+      <w:r>
+        <w:rPr>
+          <w:b/>
+          <w:bCs/>
+        </w:rPr>
+        <w:t xml:space="preserve">8. B. How many siblings does each student in the class have?</w:t>
       </w:r>
     </w:p>
     <w:p>
@@ -1622,7 +1440,7 @@
         <w:spacing w:after="20" w:before="0"/>
       </w:pPr>
       <w:r>
-        <w:t xml:space="preserve">     A statistical question anticipates variability. Different athletes warm up for different amounts of time, so the data you collect will vary.</w:t>
+        <w:t xml:space="preserve">     Number of siblings varies from student to student, so the collected data will vary — that makes it statistical. The others each have one fixed answer.</w:t>
       </w:r>
     </w:p>
     <w:p>
@@ -1634,19 +1452,19 @@
           <w:i/>
           <w:iCs/>
         </w:rPr>
-        <w:t xml:space="preserve">     Watch for: A common mistake in Statistical Questions and Data is skipping the key idea: "If you expect the answers to vary, it is a statistical question." — always check your work against this rule before you submit.</w:t>
-      </w:r>
-    </w:p>
-    <w:p>
-      <w:pPr>
-        <w:spacing w:after="40" w:before="0"/>
-      </w:pPr>
-      <w:r>
-        <w:rPr>
-          <w:b/>
-          <w:bCs/>
-        </w:rPr>
-        <w:t xml:space="preserve">10. Matches:</w:t>
+        <w:t xml:space="preserve">     Watch for: A common mistake in Statistical Questions and Data is judging a question by its topic or its numbers instead of its variability. Students see a question about ONE player, ONE game, or ONE fixed fact — like "How many points does the team need to win a game?" — and call it statistical just because it has a number or is about sports. Or they see a question about a single player's whole season, like "How many touchdowns did the quarterback throw this season?", and call it NOT statistical because only one player is named, forgetting that a season covers many games with a different result each time. Both errors skip the real test: will the answers actually differ from case to case (game to game, player to player)? If yes, it is a statistical question; if there is one fixed answer, it is not.</w:t>
+      </w:r>
+    </w:p>
+    <w:p>
+      <w:pPr>
+        <w:spacing w:after="40" w:before="0"/>
+      </w:pPr>
+      <w:r>
+        <w:rPr>
+          <w:b/>
+          <w:bCs/>
+        </w:rPr>
+        <w:t xml:space="preserve">9. Correct groups:</w:t>
       </w:r>
     </w:p>
     <w:p>
@@ -1654,7 +1472,7 @@
         <w:spacing w:after="20" w:before="0"/>
       </w:pPr>
       <w:r>
-        <w:t xml:space="preserve">     How many players are on the roster? → How many minutes does each player on the roster play per game?</w:t>
+        <w:t xml:space="preserve">     How many push-ups can each player on the team do in one minute? → Statistical</w:t>
       </w:r>
     </w:p>
     <w:p>
@@ -1662,7 +1480,7 @@
         <w:spacing w:after="20" w:before="0"/>
       </w:pPr>
       <w:r>
-        <w:t xml:space="preserve">     What time does the game start? → What time does each fan arrive at the arena?</w:t>
+        <w:t xml:space="preserve">     How many points does each starter average per game? → Statistical</w:t>
       </w:r>
     </w:p>
     <w:p>
@@ -1670,7 +1488,7 @@
         <w:spacing w:after="20" w:before="0"/>
       </w:pPr>
       <w:r>
-        <w:t xml:space="preserve">     How long is the basketball court? → How far from the hoop does each player shoot most often?</w:t>
+        <w:t xml:space="preserve">     How many seconds does each player take to sprint the court? → Statistical</w:t>
       </w:r>
     </w:p>
     <w:p>
@@ -1678,7 +1496,31 @@
         <w:spacing w:after="20" w:before="0"/>
       </w:pPr>
       <w:r>
-        <w:t xml:space="preserve">     How many points did the team score in total? → How many points did each player score in the game?</w:t>
+        <w:t xml:space="preserve">     How many free throws did each teammate make in practice? → Statistical</w:t>
+      </w:r>
+    </w:p>
+    <w:p>
+      <w:pPr>
+        <w:spacing w:after="20" w:before="0"/>
+      </w:pPr>
+      <w:r>
+        <w:t xml:space="preserve">     How many players are allowed on the court at once? → Not Statistical</w:t>
+      </w:r>
+    </w:p>
+    <w:p>
+      <w:pPr>
+        <w:spacing w:after="20" w:before="0"/>
+      </w:pPr>
+      <w:r>
+        <w:t xml:space="preserve">     What is the diameter of an official basketball hoop? → Not Statistical</w:t>
+      </w:r>
+    </w:p>
+    <w:p>
+      <w:pPr>
+        <w:spacing w:after="20" w:before="0"/>
+      </w:pPr>
+      <w:r>
+        <w:t xml:space="preserve">     How many quarters are played in one game? → Not Statistical</w:t>
       </w:r>
     </w:p>
     <w:p>
@@ -1687,6 +1529,38 @@
       </w:pPr>
       <w:r>
         <w:t xml:space="preserve"/>
+      </w:r>
+    </w:p>
+    <w:p>
+      <w:pPr>
+        <w:spacing w:after="40" w:before="0"/>
+      </w:pPr>
+      <w:r>
+        <w:rPr>
+          <w:b/>
+          <w:bCs/>
+        </w:rPr>
+        <w:t xml:space="preserve">10. A. How many rebounds does each player grab per game?</w:t>
+      </w:r>
+    </w:p>
+    <w:p>
+      <w:pPr>
+        <w:spacing w:after="20" w:before="0"/>
+      </w:pPr>
+      <w:r>
+        <w:t xml:space="preserve">     "How many rebounds does each player grab per game?" anticipates variability — different players grab different numbers of rebounds, so you must collect data. The other three each have one fixed answer.</w:t>
+      </w:r>
+    </w:p>
+    <w:p>
+      <w:pPr>
+        <w:spacing w:after="80" w:before="0"/>
+      </w:pPr>
+      <w:r>
+        <w:rPr>
+          <w:i/>
+          <w:iCs/>
+        </w:rPr>
+        <w:t xml:space="preserve">     Watch for: A common mistake in Statistical Questions and Data is judging a question by its topic or its numbers instead of its variability. Students see a question about ONE player, ONE game, or ONE fixed fact — like "How many points does the team need to win a game?" — and call it statistical just because it has a number or is about sports. Or they see a question about a single player's whole season, like "How many touchdowns did the quarterback throw this season?", and call it NOT statistical because only one player is named, forgetting that a season covers many games with a different result each time. Both errors skip the real test: will the answers actually differ from case to case (game to game, player to player)? If yes, it is a statistical question; if there is one fixed answer, it is not.</w:t>
       </w:r>
     </w:p>
     <w:sectPr>

--- a/lessons/8-1/homework.docx
+++ b/lessons/8-1/homework.docx
@@ -12,7 +12,7 @@
           <w:b/>
           <w:bCs/>
         </w:rPr>
-        <w:t xml:space="preserve">Statistical Questions and Data — Homework</w:t>
+        <w:t xml:space="preserve">Write Equations — Homework</w:t>
       </w:r>
     </w:p>
     <w:p>
@@ -24,7 +24,7 @@
           <w:i/>
           <w:iCs/>
         </w:rPr>
-        <w:t xml:space="preserve">Lesson 8-1  •  Standard 6.DS.1</w:t>
+        <w:t xml:space="preserve">Lesson 7-1  •  Standard 6.AT.8</w:t>
       </w:r>
     </w:p>
     <w:p>
@@ -80,7 +80,7 @@
         <w:spacing w:after="60" w:before="0"/>
       </w:pPr>
       <w:r>
-        <w:t xml:space="preserve">Content: I can tell the difference between a statistical question and a non-statistical question.</w:t>
+        <w:t xml:space="preserve">Content: I can write an equation to represent a real-world situation.</w:t>
       </w:r>
     </w:p>
     <w:p>
@@ -88,7 +88,7 @@
         <w:spacing w:after="60" w:before="0"/>
       </w:pPr>
       <w:r>
-        <w:t xml:space="preserve">Language: I can explain my reasoning using the words statistical question, data, variability, and survey.</w:t>
+        <w:t xml:space="preserve">Language: I can explain my equation using the words equation, variable, equal sign, and expression.</w:t>
       </w:r>
     </w:p>
     <w:p>
@@ -161,10 +161,73 @@
           <w:b/>
           <w:bCs/>
         </w:rPr>
-        <w:t xml:space="preserve">Statistical Question (Pregunta estadística)</w:t>
-      </w:r>
-      <w:r>
-        <w:t xml:space="preserve"> — A question where the answers will be different for different people.</w:t>
+        <w:t xml:space="preserve">Equation (Ecuación)</w:t>
+      </w:r>
+      <w:r>
+        <w:t xml:space="preserve"> — A math sentence with an equal sign showing both sides are the same.</w:t>
+      </w:r>
+    </w:p>
+    <w:p>
+      <w:pPr>
+        <w:keepNext/>
+        <w:spacing w:after="20" w:before="80"/>
+        <w:jc w:val="center"/>
+      </w:pPr>
+      <w:r>
+        <w:drawing>
+          <wp:inline distT="0" distB="0" distL="0" distR="0">
+            <wp:extent cx="1047750" cy="790575"/>
+            <wp:effectExtent t="0" r="0" b="0" l="0"/>
+            <wp:docPr id="1" name="" descr="" title=""/>
+            <wp:cNvGraphicFramePr>
+              <a:graphicFrameLocks xmlns:a="http://schemas.openxmlformats.org/drawingml/2006/main" noChangeAspect="1"/>
+            </wp:cNvGraphicFramePr>
+            <a:graphic xmlns:a="http://schemas.openxmlformats.org/drawingml/2006/main">
+              <a:graphicData uri="http://schemas.openxmlformats.org/drawingml/2006/picture">
+                <pic:pic xmlns:pic="http://schemas.openxmlformats.org/drawingml/2006/picture">
+                  <pic:nvPicPr>
+                    <pic:cNvPr id="0" name="" descr=""/>
+                    <pic:cNvPicPr>
+                      <a:picLocks noChangeAspect="1" noChangeArrowheads="1"/>
+                    </pic:cNvPicPr>
+                  </pic:nvPicPr>
+                  <pic:blipFill>
+                    <a:blip r:embed="rId8" cstate="none"/>
+                    <a:srcRect/>
+                    <a:stretch>
+                      <a:fillRect/>
+                    </a:stretch>
+                  </pic:blipFill>
+                  <pic:spPr bwMode="auto">
+                    <a:xfrm>
+                      <a:off x="0" y="0"/>
+                      <a:ext cx="1047750" cy="790575"/>
+                    </a:xfrm>
+                    <a:prstGeom prst="rect">
+                      <a:avLst/>
+                    </a:prstGeom>
+                  </pic:spPr>
+                </pic:pic>
+              </a:graphicData>
+            </a:graphic>
+          </wp:inline>
+        </w:drawing>
+      </w:r>
+    </w:p>
+    <w:p>
+      <w:pPr>
+        <w:keepNext/>
+        <w:spacing w:after="120"/>
+      </w:pPr>
+      <w:r>
+        <w:rPr>
+          <w:b/>
+          <w:bCs/>
+        </w:rPr>
+        <w:t xml:space="preserve">Variable (Variable)</w:t>
+      </w:r>
+      <w:r>
+        <w:t xml:space="preserve"> — A letter that stands for an unknown number.</w:t>
       </w:r>
     </w:p>
     <w:p>
@@ -224,10 +287,136 @@
           <w:b/>
           <w:bCs/>
         </w:rPr>
-        <w:t xml:space="preserve">Data (Datos)</w:t>
-      </w:r>
-      <w:r>
-        <w:t xml:space="preserve"> — Facts and numbers you collect, like answers to a survey.</w:t>
+        <w:t xml:space="preserve">Equal sign (Signo igual)</w:t>
+      </w:r>
+      <w:r>
+        <w:t xml:space="preserve"> — The = sign, showing both sides are the same.</w:t>
+      </w:r>
+    </w:p>
+    <w:p>
+      <w:pPr>
+        <w:keepNext/>
+        <w:spacing w:after="20" w:before="80"/>
+        <w:jc w:val="center"/>
+      </w:pPr>
+      <w:r>
+        <w:drawing>
+          <wp:inline distT="0" distB="0" distL="0" distR="0">
+            <wp:extent cx="1047750" cy="790575"/>
+            <wp:effectExtent t="0" r="0" b="0" l="0"/>
+            <wp:docPr id="1" name="" descr="" title=""/>
+            <wp:cNvGraphicFramePr>
+              <a:graphicFrameLocks xmlns:a="http://schemas.openxmlformats.org/drawingml/2006/main" noChangeAspect="1"/>
+            </wp:cNvGraphicFramePr>
+            <a:graphic xmlns:a="http://schemas.openxmlformats.org/drawingml/2006/main">
+              <a:graphicData uri="http://schemas.openxmlformats.org/drawingml/2006/picture">
+                <pic:pic xmlns:pic="http://schemas.openxmlformats.org/drawingml/2006/picture">
+                  <pic:nvPicPr>
+                    <pic:cNvPr id="0" name="" descr=""/>
+                    <pic:cNvPicPr>
+                      <a:picLocks noChangeAspect="1" noChangeArrowheads="1"/>
+                    </pic:cNvPicPr>
+                  </pic:nvPicPr>
+                  <pic:blipFill>
+                    <a:blip r:embed="rId9" cstate="none"/>
+                    <a:srcRect/>
+                    <a:stretch>
+                      <a:fillRect/>
+                    </a:stretch>
+                  </pic:blipFill>
+                  <pic:spPr bwMode="auto">
+                    <a:xfrm>
+                      <a:off x="0" y="0"/>
+                      <a:ext cx="1047750" cy="790575"/>
+                    </a:xfrm>
+                    <a:prstGeom prst="rect">
+                      <a:avLst/>
+                    </a:prstGeom>
+                  </pic:spPr>
+                </pic:pic>
+              </a:graphicData>
+            </a:graphic>
+          </wp:inline>
+        </w:drawing>
+      </w:r>
+    </w:p>
+    <w:p>
+      <w:pPr>
+        <w:keepNext/>
+        <w:spacing w:after="120"/>
+      </w:pPr>
+      <w:r>
+        <w:rPr>
+          <w:b/>
+          <w:bCs/>
+        </w:rPr>
+        <w:t xml:space="preserve">Expression (Expresión)</w:t>
+      </w:r>
+      <w:r>
+        <w:t xml:space="preserve"> — A math phrase with numbers and letters, but no equal sign.</w:t>
+      </w:r>
+    </w:p>
+    <w:p>
+      <w:pPr>
+        <w:keepNext/>
+        <w:spacing w:after="20" w:before="80"/>
+        <w:jc w:val="center"/>
+      </w:pPr>
+      <w:r>
+        <w:drawing>
+          <wp:inline distT="0" distB="0" distL="0" distR="0">
+            <wp:extent cx="1047750" cy="790575"/>
+            <wp:effectExtent t="0" r="0" b="0" l="0"/>
+            <wp:docPr id="1" name="" descr="" title=""/>
+            <wp:cNvGraphicFramePr>
+              <a:graphicFrameLocks xmlns:a="http://schemas.openxmlformats.org/drawingml/2006/main" noChangeAspect="1"/>
+            </wp:cNvGraphicFramePr>
+            <a:graphic xmlns:a="http://schemas.openxmlformats.org/drawingml/2006/main">
+              <a:graphicData uri="http://schemas.openxmlformats.org/drawingml/2006/picture">
+                <pic:pic xmlns:pic="http://schemas.openxmlformats.org/drawingml/2006/picture">
+                  <pic:nvPicPr>
+                    <pic:cNvPr id="0" name="" descr=""/>
+                    <pic:cNvPicPr>
+                      <a:picLocks noChangeAspect="1" noChangeArrowheads="1"/>
+                    </pic:cNvPicPr>
+                  </pic:nvPicPr>
+                  <pic:blipFill>
+                    <a:blip r:embed="rId10" cstate="none"/>
+                    <a:srcRect/>
+                    <a:stretch>
+                      <a:fillRect/>
+                    </a:stretch>
+                  </pic:blipFill>
+                  <pic:spPr bwMode="auto">
+                    <a:xfrm>
+                      <a:off x="0" y="0"/>
+                      <a:ext cx="1047750" cy="790575"/>
+                    </a:xfrm>
+                    <a:prstGeom prst="rect">
+                      <a:avLst/>
+                    </a:prstGeom>
+                  </pic:spPr>
+                </pic:pic>
+              </a:graphicData>
+            </a:graphic>
+          </wp:inline>
+        </w:drawing>
+      </w:r>
+    </w:p>
+    <w:p>
+      <w:pPr>
+        <w:keepNext/>
+        <w:spacing w:after="120"/>
+      </w:pPr>
+      <w:r>
+        <w:rPr>
+          <w:b/>
+          <w:bCs/>
+        </w:rPr>
+        <w:t xml:space="preserve">Constant (Constante)</w:t>
+      </w:r>
+      <w:r>
+        <w:t xml:space="preserve"> — A fixed number in an expression or equation that does not change.</w:t>
       </w:r>
     </w:p>
     <w:p>
@@ -287,136 +476,10 @@
           <w:b/>
           <w:bCs/>
         </w:rPr>
-        <w:t xml:space="preserve">Variability (Variabilidad)</w:t>
-      </w:r>
-      <w:r>
-        <w:t xml:space="preserve"> — How spread out the numbers are.</w:t>
-      </w:r>
-    </w:p>
-    <w:p>
-      <w:pPr>
-        <w:keepNext/>
-        <w:spacing w:after="20" w:before="80"/>
-        <w:jc w:val="center"/>
-      </w:pPr>
-      <w:r>
-        <w:drawing>
-          <wp:inline distT="0" distB="0" distL="0" distR="0">
-            <wp:extent cx="1047750" cy="790575"/>
-            <wp:effectExtent t="0" r="0" b="0" l="0"/>
-            <wp:docPr id="1" name="" descr="" title=""/>
-            <wp:cNvGraphicFramePr>
-              <a:graphicFrameLocks xmlns:a="http://schemas.openxmlformats.org/drawingml/2006/main" noChangeAspect="1"/>
-            </wp:cNvGraphicFramePr>
-            <a:graphic xmlns:a="http://schemas.openxmlformats.org/drawingml/2006/main">
-              <a:graphicData uri="http://schemas.openxmlformats.org/drawingml/2006/picture">
-                <pic:pic xmlns:pic="http://schemas.openxmlformats.org/drawingml/2006/picture">
-                  <pic:nvPicPr>
-                    <pic:cNvPr id="0" name="" descr=""/>
-                    <pic:cNvPicPr>
-                      <a:picLocks noChangeAspect="1" noChangeArrowheads="1"/>
-                    </pic:cNvPicPr>
-                  </pic:nvPicPr>
-                  <pic:blipFill>
-                    <a:blip r:embed="rId7" cstate="none"/>
-                    <a:srcRect/>
-                    <a:stretch>
-                      <a:fillRect/>
-                    </a:stretch>
-                  </pic:blipFill>
-                  <pic:spPr bwMode="auto">
-                    <a:xfrm>
-                      <a:off x="0" y="0"/>
-                      <a:ext cx="1047750" cy="790575"/>
-                    </a:xfrm>
-                    <a:prstGeom prst="rect">
-                      <a:avLst/>
-                    </a:prstGeom>
-                  </pic:spPr>
-                </pic:pic>
-              </a:graphicData>
-            </a:graphic>
-          </wp:inline>
-        </w:drawing>
-      </w:r>
-    </w:p>
-    <w:p>
-      <w:pPr>
-        <w:keepNext/>
-        <w:spacing w:after="120"/>
-      </w:pPr>
-      <w:r>
-        <w:rPr>
-          <w:b/>
-          <w:bCs/>
-        </w:rPr>
-        <w:t xml:space="preserve">Survey (Encuesta)</w:t>
-      </w:r>
-      <w:r>
-        <w:t xml:space="preserve"> — Collecting facts by asking people questions.</w:t>
-      </w:r>
-    </w:p>
-    <w:p>
-      <w:pPr>
-        <w:keepNext/>
-        <w:spacing w:after="20" w:before="80"/>
-        <w:jc w:val="center"/>
-      </w:pPr>
-      <w:r>
-        <w:drawing>
-          <wp:inline distT="0" distB="0" distL="0" distR="0">
-            <wp:extent cx="1047750" cy="790575"/>
-            <wp:effectExtent t="0" r="0" b="0" l="0"/>
-            <wp:docPr id="1" name="" descr="" title=""/>
-            <wp:cNvGraphicFramePr>
-              <a:graphicFrameLocks xmlns:a="http://schemas.openxmlformats.org/drawingml/2006/main" noChangeAspect="1"/>
-            </wp:cNvGraphicFramePr>
-            <a:graphic xmlns:a="http://schemas.openxmlformats.org/drawingml/2006/main">
-              <a:graphicData uri="http://schemas.openxmlformats.org/drawingml/2006/picture">
-                <pic:pic xmlns:pic="http://schemas.openxmlformats.org/drawingml/2006/picture">
-                  <pic:nvPicPr>
-                    <pic:cNvPr id="0" name="" descr=""/>
-                    <pic:cNvPicPr>
-                      <a:picLocks noChangeAspect="1" noChangeArrowheads="1"/>
-                    </pic:cNvPicPr>
-                  </pic:nvPicPr>
-                  <pic:blipFill>
-                    <a:blip r:embed="rId9" cstate="none"/>
-                    <a:srcRect/>
-                    <a:stretch>
-                      <a:fillRect/>
-                    </a:stretch>
-                  </pic:blipFill>
-                  <pic:spPr bwMode="auto">
-                    <a:xfrm>
-                      <a:off x="0" y="0"/>
-                      <a:ext cx="1047750" cy="790575"/>
-                    </a:xfrm>
-                    <a:prstGeom prst="rect">
-                      <a:avLst/>
-                    </a:prstGeom>
-                  </pic:spPr>
-                </pic:pic>
-              </a:graphicData>
-            </a:graphic>
-          </wp:inline>
-        </w:drawing>
-      </w:r>
-    </w:p>
-    <w:p>
-      <w:pPr>
-        <w:keepNext/>
-        <w:spacing w:after="120"/>
-      </w:pPr>
-      <w:r>
-        <w:rPr>
-          <w:b/>
-          <w:bCs/>
-        </w:rPr>
-        <w:t xml:space="preserve">Data distribution (Distribución de datos)</w:t>
-      </w:r>
-      <w:r>
-        <w:t xml:space="preserve"> — How the data looks: where it sits and how spread out it is.</w:t>
+        <w:t xml:space="preserve">Unknown (Incógnita)</w:t>
+      </w:r>
+      <w:r>
+        <w:t xml:space="preserve"> — The value you are trying to find, usually shown with a variable.</w:t>
       </w:r>
     </w:p>
     <w:p>
@@ -453,39 +516,39 @@
           <w:b/>
           <w:bCs/>
         </w:rPr>
-        <w:t xml:space="preserve">1. Which of the following is a statistical question?</w:t>
-      </w:r>
-    </w:p>
-    <w:p>
-      <w:pPr>
-        <w:spacing w:after="40" w:before="0"/>
-      </w:pPr>
-      <w:r>
-        <w:t xml:space="preserve">     A. How many points did each player score this season?</w:t>
-      </w:r>
-    </w:p>
-    <w:p>
-      <w:pPr>
-        <w:spacing w:after="40" w:before="0"/>
-      </w:pPr>
-      <w:r>
-        <w:t xml:space="preserve">     B. How many points are scored for a free throw?</w:t>
-      </w:r>
-    </w:p>
-    <w:p>
-      <w:pPr>
-        <w:spacing w:after="40" w:before="0"/>
-      </w:pPr>
-      <w:r>
-        <w:t xml:space="preserve">     C. What sport does this team play?</w:t>
-      </w:r>
-    </w:p>
-    <w:p>
-      <w:pPr>
-        <w:spacing w:after="40" w:before="0"/>
-      </w:pPr>
-      <w:r>
-        <w:t xml:space="preserve">     D. How many halves are in a soccer game?</w:t>
+        <w:t xml:space="preserve">1. Which equation represents: 'A number plus 12 equals 30'?</w:t>
+      </w:r>
+    </w:p>
+    <w:p>
+      <w:pPr>
+        <w:spacing w:after="40" w:before="0"/>
+      </w:pPr>
+      <w:r>
+        <w:t xml:space="preserve">     A. n + 12 = 30</w:t>
+      </w:r>
+    </w:p>
+    <w:p>
+      <w:pPr>
+        <w:spacing w:after="40" w:before="0"/>
+      </w:pPr>
+      <w:r>
+        <w:t xml:space="preserve">     B. n − 12 = 30</w:t>
+      </w:r>
+    </w:p>
+    <w:p>
+      <w:pPr>
+        <w:spacing w:after="40" w:before="0"/>
+      </w:pPr>
+      <w:r>
+        <w:t xml:space="preserve">     C. 12n = 30</w:t>
+      </w:r>
+    </w:p>
+    <w:p>
+      <w:pPr>
+        <w:spacing w:after="40" w:before="0"/>
+      </w:pPr>
+      <w:r>
+        <w:t xml:space="preserve">     D. n / 12 = 30</w:t>
       </w:r>
     </w:p>
     <w:p>
@@ -508,39 +571,39 @@
           <w:b/>
           <w:bCs/>
         </w:rPr>
-        <w:t xml:space="preserve">2. Which question is NOT a statistical question?</w:t>
-      </w:r>
-    </w:p>
-    <w:p>
-      <w:pPr>
-        <w:spacing w:after="40" w:before="0"/>
-      </w:pPr>
-      <w:r>
-        <w:t xml:space="preserve">     A. How many innings are in a baseball game?</w:t>
-      </w:r>
-    </w:p>
-    <w:p>
-      <w:pPr>
-        <w:spacing w:after="40" w:before="0"/>
-      </w:pPr>
-      <w:r>
-        <w:t xml:space="preserve">     B. How many home runs did each player hit this year?</w:t>
-      </w:r>
-    </w:p>
-    <w:p>
-      <w:pPr>
-        <w:spacing w:after="40" w:before="0"/>
-      </w:pPr>
-      <w:r>
-        <w:t xml:space="preserve">     C. How many miles does each runner train per week?</w:t>
-      </w:r>
-    </w:p>
-    <w:p>
-      <w:pPr>
-        <w:spacing w:after="40" w:before="0"/>
-      </w:pPr>
-      <w:r>
-        <w:t xml:space="preserve">     D. How tall is each player on the basketball team?</w:t>
+        <w:t xml:space="preserve">2. Which equation represents: 'Seven less than a number is 18'?</w:t>
+      </w:r>
+    </w:p>
+    <w:p>
+      <w:pPr>
+        <w:spacing w:after="40" w:before="0"/>
+      </w:pPr>
+      <w:r>
+        <w:t xml:space="preserve">     A. n − 7 = 18</w:t>
+      </w:r>
+    </w:p>
+    <w:p>
+      <w:pPr>
+        <w:spacing w:after="40" w:before="0"/>
+      </w:pPr>
+      <w:r>
+        <w:t xml:space="preserve">     B. 7 − n = 18</w:t>
+      </w:r>
+    </w:p>
+    <w:p>
+      <w:pPr>
+        <w:spacing w:after="40" w:before="0"/>
+      </w:pPr>
+      <w:r>
+        <w:t xml:space="preserve">     C. n + 7 = 18</w:t>
+      </w:r>
+    </w:p>
+    <w:p>
+      <w:pPr>
+        <w:spacing w:after="40" w:before="0"/>
+      </w:pPr>
+      <w:r>
+        <w:t xml:space="preserve">     D. n / 7 = 18</w:t>
       </w:r>
     </w:p>
     <w:p>
@@ -563,62 +626,7 @@
           <w:b/>
           <w:bCs/>
         </w:rPr>
-        <w:t xml:space="preserve">3. A coach asks: "How many hours does each athlete on the track team sleep the night before a meet?" Why is this a statistical question?</w:t>
-      </w:r>
-    </w:p>
-    <w:p>
-      <w:pPr>
-        <w:spacing w:after="40" w:before="0"/>
-      </w:pPr>
-      <w:r>
-        <w:t xml:space="preserve">     A. Because the answers will vary from athlete to athlete</w:t>
-      </w:r>
-    </w:p>
-    <w:p>
-      <w:pPr>
-        <w:spacing w:after="40" w:before="0"/>
-      </w:pPr>
-      <w:r>
-        <w:t xml:space="preserve">     B. Because it is about sports</w:t>
-      </w:r>
-    </w:p>
-    <w:p>
-      <w:pPr>
-        <w:spacing w:after="40" w:before="0"/>
-      </w:pPr>
-      <w:r>
-        <w:t xml:space="preserve">     C. Because it has a numerical answer</w:t>
-      </w:r>
-    </w:p>
-    <w:p>
-      <w:pPr>
-        <w:spacing w:after="40" w:before="0"/>
-      </w:pPr>
-      <w:r>
-        <w:t xml:space="preserve">     D. Because the coach asked it</w:t>
-      </w:r>
-    </w:p>
-    <w:p>
-      <w:pPr>
-        <w:spacing w:after="60" w:before="120"/>
-      </w:pPr>
-      <w:r>
-        <w:rPr>
-          <w:color w:val="BBBBBB"/>
-        </w:rPr>
-        <w:t xml:space="preserve">______________________________________________________________________</w:t>
-      </w:r>
-    </w:p>
-    <w:p>
-      <w:pPr>
-        <w:spacing w:after="80" w:before="0"/>
-      </w:pPr>
-      <w:r>
-        <w:rPr>
-          <w:b/>
-          <w:bCs/>
-        </w:rPr>
-        <w:t xml:space="preserve">4. Decide if each question is statistical and explain why.</w:t>
+        <w:t xml:space="preserve">3. For each situation, identify what the variable represents and write the equation.</w:t>
       </w:r>
     </w:p>
     <w:tbl>
@@ -652,7 +660,7 @@
                 <w:b/>
                 <w:bCs/>
               </w:rPr>
-              <w:t xml:space="preserve">Question</w:t>
+              <w:t xml:space="preserve">Situation</w:t>
             </w:r>
           </w:p>
         </w:tc>
@@ -666,7 +674,7 @@
                 <w:b/>
                 <w:bCs/>
               </w:rPr>
-              <w:t xml:space="preserve">Statistical?</w:t>
+              <w:t xml:space="preserve">Variable Represents</w:t>
             </w:r>
           </w:p>
         </w:tc>
@@ -680,7 +688,7 @@
                 <w:b/>
                 <w:bCs/>
               </w:rPr>
-              <w:t xml:space="preserve">Why?</w:t>
+              <w:t xml:space="preserve">Equation</w:t>
             </w:r>
           </w:p>
         </w:tc>
@@ -696,7 +704,7 @@
                 <w:b w:val="false"/>
                 <w:bCs w:val="false"/>
               </w:rPr>
-              <w:t xml:space="preserve">How many push-ups can each student do in one minute?</w:t>
+              <w:t xml:space="preserve">A box holds some files. After removing 5, there are 13 left.</w:t>
             </w:r>
           </w:p>
         </w:tc>
@@ -710,7 +718,7 @@
                 <w:b w:val="false"/>
                 <w:bCs w:val="false"/>
               </w:rPr>
-              <w:t xml:space="preserve">Yes</w:t>
+              <w:t xml:space="preserve">Number of files in the box</w:t>
             </w:r>
           </w:p>
         </w:tc>
@@ -724,7 +732,7 @@
                 <w:b w:val="false"/>
                 <w:bCs w:val="false"/>
               </w:rPr>
-              <w:t xml:space="preserve">Different students can do different amounts — there is variability.</w:t>
+              <w:t xml:space="preserve">n − 5 = 13</w:t>
             </w:r>
           </w:p>
         </w:tc>
@@ -740,7 +748,7 @@
                 <w:b w:val="false"/>
                 <w:bCs w:val="false"/>
               </w:rPr>
-              <w:t xml:space="preserve">How many sides does a basketball court have?</w:t>
+              <w:t xml:space="preserve">A detective split 48 photos equally into folders. Each folder has 6 photos.</w:t>
             </w:r>
           </w:p>
         </w:tc>
@@ -754,7 +762,7 @@
                 <w:b w:val="false"/>
                 <w:bCs w:val="false"/>
               </w:rPr>
-              <w:t xml:space="preserve">No</w:t>
+              <w:t xml:space="preserve">Number of folders</w:t>
             </w:r>
           </w:p>
         </w:tc>
@@ -768,7 +776,381 @@
                 <w:b w:val="false"/>
                 <w:bCs w:val="false"/>
               </w:rPr>
-              <w:t xml:space="preserve">There is one fixed answer (4 sides) — no variability.</w:t>
+              <w:t xml:space="preserve">48 / n = 6</w:t>
+            </w:r>
+          </w:p>
+        </w:tc>
+      </w:tr>
+    </w:tbl>
+    <w:p>
+      <w:pPr>
+        <w:spacing w:after="60" w:before="120"/>
+      </w:pPr>
+      <w:r>
+        <w:rPr>
+          <w:color w:val="BBBBBB"/>
+        </w:rPr>
+        <w:t xml:space="preserve">______________________________________________________________________</w:t>
+      </w:r>
+    </w:p>
+    <w:p>
+      <w:pPr>
+        <w:spacing w:after="80" w:before="0"/>
+      </w:pPr>
+      <w:r>
+        <w:rPr>
+          <w:b/>
+          <w:bCs/>
+        </w:rPr>
+        <w:t xml:space="preserve">4. A detective found some fingerprints on Monday and 14 more on Tuesday, for a total of 30. Which equation represents this?</w:t>
+      </w:r>
+    </w:p>
+    <w:p>
+      <w:pPr>
+        <w:spacing w:after="40" w:before="0"/>
+      </w:pPr>
+      <w:r>
+        <w:t xml:space="preserve">     A. f + 14 = 30</w:t>
+      </w:r>
+    </w:p>
+    <w:p>
+      <w:pPr>
+        <w:spacing w:after="40" w:before="0"/>
+      </w:pPr>
+      <w:r>
+        <w:t xml:space="preserve">     B. f − 14 = 30</w:t>
+      </w:r>
+    </w:p>
+    <w:p>
+      <w:pPr>
+        <w:spacing w:after="40" w:before="0"/>
+      </w:pPr>
+      <w:r>
+        <w:t xml:space="preserve">     C. 14f = 30</w:t>
+      </w:r>
+    </w:p>
+    <w:p>
+      <w:pPr>
+        <w:spacing w:after="40" w:before="0"/>
+      </w:pPr>
+      <w:r>
+        <w:t xml:space="preserve">     D. f / 14 = 30</w:t>
+      </w:r>
+    </w:p>
+    <w:p>
+      <w:pPr>
+        <w:spacing w:after="60" w:before="120"/>
+      </w:pPr>
+      <w:r>
+        <w:rPr>
+          <w:color w:val="BBBBBB"/>
+        </w:rPr>
+        <w:t xml:space="preserve">______________________________________________________________________</w:t>
+      </w:r>
+    </w:p>
+    <w:p>
+      <w:pPr>
+        <w:spacing w:after="80" w:before="0"/>
+      </w:pPr>
+      <w:r>
+        <w:rPr>
+          <w:b/>
+          <w:bCs/>
+        </w:rPr>
+        <w:t xml:space="preserve">5. Crack the Equation Error</w:t>
+      </w:r>
+    </w:p>
+    <w:p>
+      <w:pPr>
+        <w:spacing w:after="40" w:before="0"/>
+      </w:pPr>
+      <w:r>
+        <w:t xml:space="preserve">   Step 1 (Clue): A number of case files divided by 3 equals 6.</w:t>
+      </w:r>
+    </w:p>
+    <w:p>
+      <w:pPr>
+        <w:spacing w:after="40" w:before="0"/>
+      </w:pPr>
+      <w:r>
+        <w:t xml:space="preserve">   Step 2 (Choose a variable): Let n be the number of case files.</w:t>
+      </w:r>
+    </w:p>
+    <w:p>
+      <w:pPr>
+        <w:spacing w:after="40" w:before="0"/>
+      </w:pPr>
+      <w:r>
+        <w:t xml:space="preserve">   Step 3 (Write the equation): 3n = 6</w:t>
+      </w:r>
+    </w:p>
+    <w:p>
+      <w:pPr>
+        <w:spacing w:after="60" w:before="0"/>
+      </w:pPr>
+      <w:r>
+        <w:rPr>
+          <w:i/>
+          <w:iCs/>
+        </w:rPr>
+        <w:t xml:space="preserve">Which step has the mistake? Explain and fix it:</w:t>
+      </w:r>
+    </w:p>
+    <w:p>
+      <w:pPr>
+        <w:spacing w:after="60" w:before="120"/>
+      </w:pPr>
+      <w:r>
+        <w:rPr>
+          <w:color w:val="BBBBBB"/>
+        </w:rPr>
+        <w:t xml:space="preserve">______________________________________________________________________</w:t>
+      </w:r>
+    </w:p>
+    <w:p>
+      <w:pPr>
+        <w:spacing w:after="60" w:before="120"/>
+      </w:pPr>
+      <w:r>
+        <w:rPr>
+          <w:color w:val="BBBBBB"/>
+        </w:rPr>
+        <w:t xml:space="preserve">______________________________________________________________________</w:t>
+      </w:r>
+    </w:p>
+    <w:p>
+      <w:pPr>
+        <w:spacing w:after="60" w:before="120"/>
+      </w:pPr>
+      <w:r>
+        <w:rPr>
+          <w:color w:val="BBBBBB"/>
+        </w:rPr>
+        <w:t xml:space="preserve">______________________________________________________________________</w:t>
+      </w:r>
+    </w:p>
+    <w:p>
+      <w:pPr>
+        <w:spacing w:after="80" w:before="0"/>
+      </w:pPr>
+      <w:r>
+        <w:rPr>
+          <w:b/>
+          <w:bCs/>
+        </w:rPr>
+        <w:t xml:space="preserve">6. A witness statement reads: 'A number c of security cameras plus 6 more equals 19.' Which equation matches?</w:t>
+      </w:r>
+    </w:p>
+    <w:p>
+      <w:pPr>
+        <w:spacing w:after="40" w:before="0"/>
+      </w:pPr>
+      <w:r>
+        <w:t xml:space="preserve">     A. c + 6 = 19</w:t>
+      </w:r>
+    </w:p>
+    <w:p>
+      <w:pPr>
+        <w:spacing w:after="40" w:before="0"/>
+      </w:pPr>
+      <w:r>
+        <w:t xml:space="preserve">     B. 6c = 19</w:t>
+      </w:r>
+    </w:p>
+    <w:p>
+      <w:pPr>
+        <w:spacing w:after="40" w:before="0"/>
+      </w:pPr>
+      <w:r>
+        <w:t xml:space="preserve">     C. c − 6 = 19</w:t>
+      </w:r>
+    </w:p>
+    <w:p>
+      <w:pPr>
+        <w:spacing w:after="40" w:before="0"/>
+      </w:pPr>
+      <w:r>
+        <w:t xml:space="preserve">     D. c / 6 = 19</w:t>
+      </w:r>
+    </w:p>
+    <w:p>
+      <w:pPr>
+        <w:spacing w:after="60" w:before="120"/>
+      </w:pPr>
+      <w:r>
+        <w:rPr>
+          <w:color w:val="BBBBBB"/>
+        </w:rPr>
+        <w:t xml:space="preserve">______________________________________________________________________</w:t>
+      </w:r>
+    </w:p>
+    <w:p>
+      <w:pPr>
+        <w:spacing w:after="80" w:before="0"/>
+      </w:pPr>
+      <w:r>
+        <w:rPr>
+          <w:b/>
+          <w:bCs/>
+        </w:rPr>
+        <w:t xml:space="preserve">7. The lab tech says: '5 times the number of evidence bags b equals 35.' Which equation represents this clue?</w:t>
+      </w:r>
+    </w:p>
+    <w:p>
+      <w:pPr>
+        <w:spacing w:after="40" w:before="0"/>
+      </w:pPr>
+      <w:r>
+        <w:t xml:space="preserve">     A. 5b = 35</w:t>
+      </w:r>
+    </w:p>
+    <w:p>
+      <w:pPr>
+        <w:spacing w:after="40" w:before="0"/>
+      </w:pPr>
+      <w:r>
+        <w:t xml:space="preserve">     B. b + 5 = 35</w:t>
+      </w:r>
+    </w:p>
+    <w:p>
+      <w:pPr>
+        <w:spacing w:after="40" w:before="0"/>
+      </w:pPr>
+      <w:r>
+        <w:t xml:space="preserve">     C. b − 5 = 35</w:t>
+      </w:r>
+    </w:p>
+    <w:p>
+      <w:pPr>
+        <w:spacing w:after="40" w:before="0"/>
+      </w:pPr>
+      <w:r>
+        <w:t xml:space="preserve">     D. b / 5 = 35</w:t>
+      </w:r>
+    </w:p>
+    <w:p>
+      <w:pPr>
+        <w:spacing w:after="60" w:before="120"/>
+      </w:pPr>
+      <w:r>
+        <w:rPr>
+          <w:color w:val="BBBBBB"/>
+        </w:rPr>
+        <w:t xml:space="preserve">______________________________________________________________________</w:t>
+      </w:r>
+    </w:p>
+    <w:p>
+      <w:pPr>
+        <w:spacing w:after="80" w:before="0"/>
+      </w:pPr>
+      <w:r>
+        <w:rPr>
+          <w:b/>
+          <w:bCs/>
+        </w:rPr>
+        <w:t xml:space="preserve">8. A torn note reads: 'A suspect's case minutes m, after 9 fewer, leaves 24.' Which equation fits?</w:t>
+      </w:r>
+    </w:p>
+    <w:p>
+      <w:pPr>
+        <w:spacing w:after="40" w:before="0"/>
+      </w:pPr>
+      <w:r>
+        <w:t xml:space="preserve">     A. m − 9 = 24</w:t>
+      </w:r>
+    </w:p>
+    <w:p>
+      <w:pPr>
+        <w:spacing w:after="40" w:before="0"/>
+      </w:pPr>
+      <w:r>
+        <w:t xml:space="preserve">     B. m + 9 = 24</w:t>
+      </w:r>
+    </w:p>
+    <w:p>
+      <w:pPr>
+        <w:spacing w:after="40" w:before="0"/>
+      </w:pPr>
+      <w:r>
+        <w:t xml:space="preserve">     C. 9m = 24</w:t>
+      </w:r>
+    </w:p>
+    <w:p>
+      <w:pPr>
+        <w:spacing w:after="40" w:before="0"/>
+      </w:pPr>
+      <w:r>
+        <w:t xml:space="preserve">     D. m / 9 = 24</w:t>
+      </w:r>
+    </w:p>
+    <w:p>
+      <w:pPr>
+        <w:spacing w:after="60" w:before="120"/>
+      </w:pPr>
+      <w:r>
+        <w:rPr>
+          <w:color w:val="BBBBBB"/>
+        </w:rPr>
+        <w:t xml:space="preserve">______________________________________________________________________</w:t>
+      </w:r>
+    </w:p>
+    <w:p>
+      <w:pPr>
+        <w:spacing w:after="80" w:before="0"/>
+      </w:pPr>
+      <w:r>
+        <w:rPr>
+          <w:b/>
+          <w:bCs/>
+        </w:rPr>
+        <w:t xml:space="preserve">9. Match each detective clue to the equation that cracks it.</w:t>
+      </w:r>
+    </w:p>
+    <w:tbl>
+      <w:tblPr>
+        <w:tblW w:type="pct" w:w="100%"/>
+        <w:tblBorders>
+          <w:top w:val="single" w:color="auto" w:sz="4"/>
+          <w:left w:val="single" w:color="auto" w:sz="4"/>
+          <w:bottom w:val="single" w:color="auto" w:sz="4"/>
+          <w:right w:val="single" w:color="auto" w:sz="4"/>
+          <w:insideH w:val="single" w:color="auto" w:sz="4"/>
+          <w:insideV w:val="single" w:color="auto" w:sz="4"/>
+        </w:tblBorders>
+      </w:tblPr>
+      <w:tblGrid>
+        <w:gridCol w:w="100"/>
+        <w:gridCol w:w="100"/>
+      </w:tblGrid>
+      <w:tr>
+        <w:trPr>
+          <w:tblHeader/>
+        </w:trPr>
+        <w:tc>
+          <w:tcPr>
+            <w:tcW w:type="pct" w:w="50%"/>
+          </w:tcPr>
+          <w:p>
+            <w:r>
+              <w:rPr>
+                <w:b/>
+                <w:bCs/>
+              </w:rPr>
+              <w:t xml:space="preserve">Item</w:t>
+            </w:r>
+          </w:p>
+        </w:tc>
+        <w:tc>
+          <w:tcPr>
+            <w:tcW w:type="pct" w:w="50%"/>
+          </w:tcPr>
+          <w:p>
+            <w:r>
+              <w:rPr>
+                <w:b/>
+                <w:bCs/>
+              </w:rPr>
+              <w:t xml:space="preserve">Answer choices</w:t>
             </w:r>
           </w:p>
         </w:tc>
@@ -776,43 +1158,87 @@
       <w:tr>
         <w:tc>
           <w:tcPr>
-            <w:tcW w:type="pct" w:w="33%"/>
+            <w:tcW w:type="pct" w:w="50%"/>
           </w:tcPr>
           <w:p>
             <w:r>
-              <w:rPr>
-                <w:b w:val="false"/>
-                <w:bCs w:val="false"/>
-              </w:rPr>
-              <w:t xml:space="preserve">How far does each player kick the ball?</w:t>
+              <w:t xml:space="preserve">____  A number d of door codes plus 4 equals 17.</w:t>
             </w:r>
           </w:p>
         </w:tc>
         <w:tc>
           <w:tcPr>
-            <w:tcW w:type="pct" w:w="33%"/>
+            <w:tcW w:type="pct" w:w="50%"/>
           </w:tcPr>
           <w:p>
             <w:r>
-              <w:rPr>
-                <w:b w:val="false"/>
-                <w:bCs w:val="false"/>
-              </w:rPr>
-              <w:t xml:space="preserve">Yes</w:t>
+              <w:t xml:space="preserve">D. s / 5 = 8</w:t>
+            </w:r>
+          </w:p>
+        </w:tc>
+      </w:tr>
+      <w:tr>
+        <w:tc>
+          <w:tcPr>
+            <w:tcW w:type="pct" w:w="50%"/>
+          </w:tcPr>
+          <w:p>
+            <w:r>
+              <w:t xml:space="preserve">____  6 times the number of tips t equals 42.</w:t>
             </w:r>
           </w:p>
         </w:tc>
         <w:tc>
           <w:tcPr>
-            <w:tcW w:type="pct" w:w="33%"/>
+            <w:tcW w:type="pct" w:w="50%"/>
           </w:tcPr>
           <w:p>
             <w:r>
-              <w:rPr>
-                <w:b w:val="false"/>
-                <w:bCs w:val="false"/>
-              </w:rPr>
-              <w:t xml:space="preserve">Different players kick different distances — the data varies.</w:t>
+              <w:t xml:space="preserve">C. f − 11 = 20</w:t>
+            </w:r>
+          </w:p>
+        </w:tc>
+      </w:tr>
+      <w:tr>
+        <w:tc>
+          <w:tcPr>
+            <w:tcW w:type="pct" w:w="50%"/>
+          </w:tcPr>
+          <w:p>
+            <w:r>
+              <w:t xml:space="preserve">____  A pile of files f, after losing 11, equals 20.</w:t>
+            </w:r>
+          </w:p>
+        </w:tc>
+        <w:tc>
+          <w:tcPr>
+            <w:tcW w:type="pct" w:w="50%"/>
+          </w:tcPr>
+          <w:p>
+            <w:r>
+              <w:t xml:space="preserve">B. 6t = 42</w:t>
+            </w:r>
+          </w:p>
+        </w:tc>
+      </w:tr>
+      <w:tr>
+        <w:tc>
+          <w:tcPr>
+            <w:tcW w:type="pct" w:w="50%"/>
+          </w:tcPr>
+          <w:p>
+            <w:r>
+              <w:t xml:space="preserve">____  A number of suspects s split into 5 vans equals 8 per van.</w:t>
+            </w:r>
+          </w:p>
+        </w:tc>
+        <w:tc>
+          <w:tcPr>
+            <w:tcW w:type="pct" w:w="50%"/>
+          </w:tcPr>
+          <w:p>
+            <w:r>
+              <w:t xml:space="preserve">A. d + 4 = 17</w:t>
             </w:r>
           </w:p>
         </w:tc>
@@ -838,7 +1264,7 @@
           <w:b/>
           <w:bCs/>
         </w:rPr>
-        <w:t xml:space="preserve">5. Each non-statistical question below has been rewritten to become statistical. Match the original to its rewritten version.</w:t>
+        <w:t xml:space="preserve">10. Drag each clue phrase into the operation a detective should write.</w:t>
       </w:r>
     </w:p>
     <w:p>
@@ -850,7 +1276,55 @@
           <w:i/>
           <w:iCs/>
         </w:rPr>
-        <w:t xml:space="preserve">Groups: Original: 'How many students are in 6th grade?'   |   Original: 'What time does school start?'</w:t>
+        <w:t xml:space="preserve">Groups: Addition (+)   |   Subtraction (−)   |   Multiplication (×)   |   Division (÷)</w:t>
+      </w:r>
+    </w:p>
+    <w:p>
+      <w:pPr>
+        <w:spacing w:after="40" w:before="0"/>
+      </w:pPr>
+      <w:r>
+        <w:t xml:space="preserve">   • increased by 7   → __________________</w:t>
+      </w:r>
+    </w:p>
+    <w:p>
+      <w:pPr>
+        <w:spacing w:after="40" w:before="0"/>
+      </w:pPr>
+      <w:r>
+        <w:t xml:space="preserve">   • sum of clues   → __________________</w:t>
+      </w:r>
+    </w:p>
+    <w:p>
+      <w:pPr>
+        <w:spacing w:after="40" w:before="0"/>
+      </w:pPr>
+      <w:r>
+        <w:t xml:space="preserve">   • 13 fewer than   → __________________</w:t>
+      </w:r>
+    </w:p>
+    <w:p>
+      <w:pPr>
+        <w:spacing w:after="40" w:before="0"/>
+      </w:pPr>
+      <w:r>
+        <w:t xml:space="preserve">   • decreased by 8   → __________________</w:t>
+      </w:r>
+    </w:p>
+    <w:p>
+      <w:pPr>
+        <w:spacing w:after="40" w:before="0"/>
+      </w:pPr>
+      <w:r>
+        <w:t xml:space="preserve">   • triple the tips   → __________________</w:t>
+      </w:r>
+    </w:p>
+    <w:p>
+      <w:pPr>
+        <w:spacing w:after="40" w:before="0"/>
+      </w:pPr>
+      <w:r>
+        <w:t xml:space="preserve">   • split equally among   → __________________</w:t>
       </w:r>
     </w:p>
     <w:p>
@@ -865,206 +1339,73 @@
       </w:r>
     </w:p>
     <w:p>
+      <w:r>
+        <w:br w:type="page"/>
+      </w:r>
+    </w:p>
+    <w:p>
+      <w:pPr>
+        <w:pStyle w:val="Heading1"/>
+        <w:spacing w:after="120"/>
+      </w:pPr>
+      <w:r>
+        <w:rPr>
+          <w:b/>
+          <w:bCs/>
+        </w:rPr>
+        <w:t xml:space="preserve">Answer Key (Teacher)</w:t>
+      </w:r>
+    </w:p>
+    <w:p>
+      <w:pPr>
+        <w:spacing w:after="40" w:before="0"/>
+      </w:pPr>
+      <w:r>
+        <w:rPr>
+          <w:b/>
+          <w:bCs/>
+        </w:rPr>
+        <w:t xml:space="preserve">1. A. n + 12 = 30</w:t>
+      </w:r>
+    </w:p>
+    <w:p>
+      <w:pPr>
+        <w:spacing w:after="20" w:before="0"/>
+      </w:pPr>
+      <w:r>
+        <w:t xml:space="preserve">     'Plus' means addition, so the equation is n + 12 = 30.</w:t>
+      </w:r>
+    </w:p>
+    <w:p>
       <w:pPr>
         <w:spacing w:after="80" w:before="0"/>
-      </w:pPr>
-      <w:r>
-        <w:rPr>
-          <w:b/>
-          <w:bCs/>
-        </w:rPr>
-        <w:t xml:space="preserve">6. onLevel — Spot the Common Mistake</w:t>
-      </w:r>
-    </w:p>
-    <w:p>
-      <w:pPr>
-        <w:spacing w:after="40" w:before="0"/>
-      </w:pPr>
-      <w:r>
-        <w:t xml:space="preserve">   Step 1 (Question): How many points does the team need to win a game?</w:t>
-      </w:r>
-    </w:p>
-    <w:p>
-      <w:pPr>
-        <w:spacing w:after="40" w:before="0"/>
-      </w:pPr>
-      <w:r>
-        <w:t xml:space="preserve">   Step 2 (Student decision): This IS a statistical question.</w:t>
-      </w:r>
-    </w:p>
-    <w:p>
-      <w:pPr>
-        <w:spacing w:after="40" w:before="0"/>
-      </w:pPr>
-      <w:r>
-        <w:t xml:space="preserve">   Step 3 (Student reason): It is about basketball and the answer is a number, so it must be statistical.</w:t>
-      </w:r>
-    </w:p>
-    <w:p>
-      <w:pPr>
-        <w:spacing w:after="60" w:before="0"/>
       </w:pPr>
       <w:r>
         <w:rPr>
           <w:i/>
           <w:iCs/>
         </w:rPr>
-        <w:t xml:space="preserve">Which step has the mistake? Explain and fix it:</w:t>
-      </w:r>
-    </w:p>
-    <w:p>
-      <w:pPr>
-        <w:spacing w:after="60" w:before="120"/>
-      </w:pPr>
-      <w:r>
-        <w:rPr>
-          <w:color w:val="BBBBBB"/>
-        </w:rPr>
-        <w:t xml:space="preserve">______________________________________________________________________</w:t>
-      </w:r>
-    </w:p>
-    <w:p>
-      <w:pPr>
-        <w:spacing w:after="60" w:before="120"/>
-      </w:pPr>
-      <w:r>
-        <w:rPr>
-          <w:color w:val="BBBBBB"/>
-        </w:rPr>
-        <w:t xml:space="preserve">______________________________________________________________________</w:t>
-      </w:r>
-    </w:p>
-    <w:p>
-      <w:pPr>
-        <w:spacing w:after="60" w:before="120"/>
-      </w:pPr>
-      <w:r>
-        <w:rPr>
-          <w:color w:val="BBBBBB"/>
-        </w:rPr>
-        <w:t xml:space="preserve">______________________________________________________________________</w:t>
-      </w:r>
-    </w:p>
-    <w:p>
-      <w:pPr>
-        <w:spacing w:after="80" w:before="0"/>
-      </w:pPr>
-      <w:r>
-        <w:rPr>
-          <w:b/>
-          <w:bCs/>
-        </w:rPr>
-        <w:t xml:space="preserve">7. Which of these is a statistical question?</w:t>
-      </w:r>
-    </w:p>
-    <w:p>
-      <w:pPr>
-        <w:spacing w:after="40" w:before="0"/>
-      </w:pPr>
-      <w:r>
-        <w:t xml:space="preserve">     A. What time is it right now?</w:t>
-      </w:r>
-    </w:p>
-    <w:p>
-      <w:pPr>
-        <w:spacing w:after="40" w:before="0"/>
-      </w:pPr>
-      <w:r>
-        <w:t xml:space="preserve">     B. How tall are the students in my class?</w:t>
-      </w:r>
-    </w:p>
-    <w:p>
-      <w:pPr>
-        <w:spacing w:after="40" w:before="0"/>
-      </w:pPr>
-      <w:r>
-        <w:t xml:space="preserve">     C. What is my shoe size?</w:t>
-      </w:r>
-    </w:p>
-    <w:p>
-      <w:pPr>
-        <w:spacing w:after="40" w:before="0"/>
-      </w:pPr>
-      <w:r>
-        <w:t xml:space="preserve">     D. What is 7 × 8?</w:t>
-      </w:r>
-    </w:p>
-    <w:p>
-      <w:pPr>
-        <w:spacing w:after="60" w:before="120"/>
-      </w:pPr>
-      <w:r>
-        <w:rPr>
-          <w:color w:val="BBBBBB"/>
-        </w:rPr>
-        <w:t xml:space="preserve">______________________________________________________________________</w:t>
-      </w:r>
-    </w:p>
-    <w:p>
-      <w:pPr>
-        <w:spacing w:after="80" w:before="0"/>
-      </w:pPr>
-      <w:r>
-        <w:rPr>
-          <w:b/>
-          <w:bCs/>
-        </w:rPr>
-        <w:t xml:space="preserve">8. Which of these would collect data that VARIES (making it a statistical question)?</w:t>
-      </w:r>
-    </w:p>
-    <w:p>
-      <w:pPr>
-        <w:spacing w:after="40" w:before="0"/>
-      </w:pPr>
-      <w:r>
-        <w:t xml:space="preserve">     A. How many days are in one week?</w:t>
-      </w:r>
-    </w:p>
-    <w:p>
-      <w:pPr>
-        <w:spacing w:after="40" w:before="0"/>
-      </w:pPr>
-      <w:r>
-        <w:t xml:space="preserve">     B. How many siblings does each student in the class have?</w:t>
-      </w:r>
-    </w:p>
-    <w:p>
-      <w:pPr>
-        <w:spacing w:after="40" w:before="0"/>
-      </w:pPr>
-      <w:r>
-        <w:t xml:space="preserve">     C. How many minutes are in one hour?</w:t>
-      </w:r>
-    </w:p>
-    <w:p>
-      <w:pPr>
-        <w:spacing w:after="40" w:before="0"/>
-      </w:pPr>
-      <w:r>
-        <w:t xml:space="preserve">     D. What is 12 + 12?</w:t>
-      </w:r>
-    </w:p>
-    <w:p>
-      <w:pPr>
-        <w:spacing w:after="60" w:before="120"/>
-      </w:pPr>
-      <w:r>
-        <w:rPr>
-          <w:color w:val="BBBBBB"/>
-        </w:rPr>
-        <w:t xml:space="preserve">______________________________________________________________________</w:t>
-      </w:r>
-    </w:p>
-    <w:p>
-      <w:pPr>
-        <w:spacing w:after="80" w:before="0"/>
-      </w:pPr>
-      <w:r>
-        <w:rPr>
-          <w:b/>
-          <w:bCs/>
-        </w:rPr>
-        <w:t xml:space="preserve">9. Drag each scouting question into the right bin. A statistical question expects answers that VARY from player to player; a non-statistical question has one fixed answer.</w:t>
+        <w:t xml:space="preserve">     Watch for: A common mistake in Write Equations is writing subtraction and division clues in the wrong order — putting the number from the clue first instead of the variable first. For 'a number decreased by 8 equals 5,' students often write 8 − n = 5 instead of the correct n − 8 = 5; for 'a number divided by 4 equals 6,' they write 4 ÷ n (or 4n) instead of n / 4 = 6. Always start with the variable, then attach the operation in the order the words describe it, and check by substituting your answer back in.</w:t>
+      </w:r>
+    </w:p>
+    <w:p>
+      <w:pPr>
+        <w:spacing w:after="40" w:before="0"/>
+      </w:pPr>
+      <w:r>
+        <w:rPr>
+          <w:b/>
+          <w:bCs/>
+        </w:rPr>
+        <w:t xml:space="preserve">2. A. n − 7 = 18</w:t>
+      </w:r>
+    </w:p>
+    <w:p>
+      <w:pPr>
+        <w:spacing w:after="20" w:before="0"/>
+      </w:pPr>
+      <w:r>
+        <w:t xml:space="preserve">     'Seven less than a number' means start with the number and subtract 7: n − 7 = 18.</w:t>
       </w:r>
     </w:p>
     <w:p>
@@ -1076,159 +1417,47 @@
           <w:i/>
           <w:iCs/>
         </w:rPr>
-        <w:t xml:space="preserve">Groups: Statistical   |   Not Statistical</w:t>
-      </w:r>
-    </w:p>
-    <w:p>
-      <w:pPr>
-        <w:spacing w:after="40" w:before="0"/>
-      </w:pPr>
-      <w:r>
-        <w:t xml:space="preserve">   • How many push-ups can each player on the team do in one minute?   → __________________</w:t>
-      </w:r>
-    </w:p>
-    <w:p>
-      <w:pPr>
-        <w:spacing w:after="40" w:before="0"/>
-      </w:pPr>
-      <w:r>
-        <w:t xml:space="preserve">   • How many points does each starter average per game?   → __________________</w:t>
-      </w:r>
-    </w:p>
-    <w:p>
-      <w:pPr>
-        <w:spacing w:after="40" w:before="0"/>
-      </w:pPr>
-      <w:r>
-        <w:t xml:space="preserve">   • How many seconds does each player take to sprint the court?   → __________________</w:t>
-      </w:r>
-    </w:p>
-    <w:p>
-      <w:pPr>
-        <w:spacing w:after="40" w:before="0"/>
-      </w:pPr>
-      <w:r>
-        <w:t xml:space="preserve">   • How many free throws did each teammate make in practice?   → __________________</w:t>
-      </w:r>
-    </w:p>
-    <w:p>
-      <w:pPr>
-        <w:spacing w:after="40" w:before="0"/>
-      </w:pPr>
-      <w:r>
-        <w:t xml:space="preserve">   • How many players are allowed on the court at once?   → __________________</w:t>
-      </w:r>
-    </w:p>
-    <w:p>
-      <w:pPr>
-        <w:spacing w:after="40" w:before="0"/>
-      </w:pPr>
-      <w:r>
-        <w:t xml:space="preserve">   • What is the diameter of an official basketball hoop?   → __________________</w:t>
-      </w:r>
-    </w:p>
-    <w:p>
-      <w:pPr>
-        <w:spacing w:after="40" w:before="0"/>
-      </w:pPr>
-      <w:r>
-        <w:t xml:space="preserve">   • How many quarters are played in one game?   → __________________</w:t>
-      </w:r>
-    </w:p>
-    <w:p>
-      <w:pPr>
-        <w:spacing w:after="60" w:before="120"/>
-      </w:pPr>
-      <w:r>
-        <w:rPr>
-          <w:color w:val="BBBBBB"/>
-        </w:rPr>
-        <w:t xml:space="preserve">______________________________________________________________________</w:t>
-      </w:r>
-    </w:p>
-    <w:p>
-      <w:pPr>
-        <w:spacing w:after="80" w:before="0"/>
-      </w:pPr>
-      <w:r>
-        <w:rPr>
-          <w:b/>
-          <w:bCs/>
-        </w:rPr>
-        <w:t xml:space="preserve">10. The team analyst writes four questions for the scouting report. Which one is a statistical question?</w:t>
-      </w:r>
-    </w:p>
-    <w:p>
-      <w:pPr>
-        <w:spacing w:after="40" w:before="0"/>
-      </w:pPr>
-      <w:r>
-        <w:t xml:space="preserve">     A. How many rebounds does each player grab per game?</w:t>
-      </w:r>
-    </w:p>
-    <w:p>
-      <w:pPr>
-        <w:spacing w:after="40" w:before="0"/>
-      </w:pPr>
-      <w:r>
-        <w:t xml:space="preserve">     B. How many points is a single free throw worth?</w:t>
-      </w:r>
-    </w:p>
-    <w:p>
-      <w:pPr>
-        <w:spacing w:after="40" w:before="0"/>
-      </w:pPr>
-      <w:r>
-        <w:t xml:space="preserve">     C. What is the height of the basketball rim?</w:t>
-      </w:r>
-    </w:p>
-    <w:p>
-      <w:pPr>
-        <w:spacing w:after="40" w:before="0"/>
-      </w:pPr>
-      <w:r>
-        <w:t xml:space="preserve">     D. How many timeouts does each team get per half?</w:t>
-      </w:r>
-    </w:p>
-    <w:p>
-      <w:pPr>
-        <w:spacing w:after="60" w:before="120"/>
-      </w:pPr>
-      <w:r>
-        <w:rPr>
-          <w:color w:val="BBBBBB"/>
-        </w:rPr>
-        <w:t xml:space="preserve">______________________________________________________________________</w:t>
-      </w:r>
-    </w:p>
-    <w:p>
-      <w:r>
-        <w:br w:type="page"/>
-      </w:r>
-    </w:p>
-    <w:p>
-      <w:pPr>
-        <w:pStyle w:val="Heading1"/>
-        <w:spacing w:after="120"/>
-      </w:pPr>
-      <w:r>
-        <w:rPr>
-          <w:b/>
-          <w:bCs/>
-        </w:rPr>
-        <w:t xml:space="preserve">Answer Key (Teacher)</w:t>
-      </w:r>
-    </w:p>
-    <w:p>
-      <w:pPr>
-        <w:spacing w:after="40" w:before="0"/>
-      </w:pPr>
-      <w:r>
-        <w:rPr>
-          <w:b/>
-          <w:bCs/>
-        </w:rPr>
-        <w:t xml:space="preserve">1. A. How many points did each player score this season?</w:t>
+        <w:t xml:space="preserve">     Watch for: A common mistake in Write Equations is writing subtraction and division clues in the wrong order — putting the number from the clue first instead of the variable first. For 'a number decreased by 8 equals 5,' students often write 8 − n = 5 instead of the correct n − 8 = 5; for 'a number divided by 4 equals 6,' they write 4 ÷ n (or 4n) instead of n / 4 = 6. Always start with the variable, then attach the operation in the order the words describe it, and check by substituting your answer back in.</w:t>
+      </w:r>
+    </w:p>
+    <w:p>
+      <w:pPr>
+        <w:spacing w:after="40" w:before="0"/>
+      </w:pPr>
+      <w:r>
+        <w:rPr>
+          <w:b/>
+          <w:bCs/>
+        </w:rPr>
+        <w:t xml:space="preserve">3. For each situation, identify what the variable represents and write the equation.</w:t>
+      </w:r>
+    </w:p>
+    <w:p>
+      <w:pPr>
+        <w:spacing w:after="40" w:before="0"/>
+      </w:pPr>
+      <w:r>
+        <w:t xml:space="preserve">     (See completed table.)</w:t>
+      </w:r>
+    </w:p>
+    <w:p>
+      <w:pPr>
+        <w:spacing w:after="40" w:before="0"/>
+      </w:pPr>
+      <w:r>
+        <w:t xml:space="preserve"/>
+      </w:r>
+    </w:p>
+    <w:p>
+      <w:pPr>
+        <w:spacing w:after="40" w:before="0"/>
+      </w:pPr>
+      <w:r>
+        <w:rPr>
+          <w:b/>
+          <w:bCs/>
+        </w:rPr>
+        <w:t xml:space="preserve">4. A. f + 14 = 30</w:t>
       </w:r>
     </w:p>
     <w:p>
@@ -1236,7 +1465,7 @@
         <w:spacing w:after="20" w:before="0"/>
       </w:pPr>
       <w:r>
-        <w:t xml:space="preserve">     "How many points did each player score?" is statistical because different players will have different scores — there is variability in the data.</w:t>
+        <w:t xml:space="preserve">     The detective's Monday fingerprints (f) plus 14 more equals 30: f + 14 = 30.</w:t>
       </w:r>
     </w:p>
     <w:p>
@@ -1248,19 +1477,19 @@
           <w:i/>
           <w:iCs/>
         </w:rPr>
-        <w:t xml:space="preserve">     Watch for: A common mistake in Statistical Questions and Data is judging a question by its topic or its numbers instead of its variability. Students see a question about ONE player, ONE game, or ONE fixed fact — like "How many points does the team need to win a game?" — and call it statistical just because it has a number or is about sports. Or they see a question about a single player's whole season, like "How many touchdowns did the quarterback throw this season?", and call it NOT statistical because only one player is named, forgetting that a season covers many games with a different result each time. Both errors skip the real test: will the answers actually differ from case to case (game to game, player to player)? If yes, it is a statistical question; if there is one fixed answer, it is not.</w:t>
-      </w:r>
-    </w:p>
-    <w:p>
-      <w:pPr>
-        <w:spacing w:after="40" w:before="0"/>
-      </w:pPr>
-      <w:r>
-        <w:rPr>
-          <w:b/>
-          <w:bCs/>
-        </w:rPr>
-        <w:t xml:space="preserve">2. A. How many innings are in a baseball game?</w:t>
+        <w:t xml:space="preserve">     Watch for: A common mistake in Write Equations is writing subtraction and division clues in the wrong order — putting the number from the clue first instead of the variable first. For 'a number decreased by 8 equals 5,' students often write 8 − n = 5 instead of the correct n − 8 = 5; for 'a number divided by 4 equals 6,' they write 4 ÷ n (or 4n) instead of n / 4 = 6. Always start with the variable, then attach the operation in the order the words describe it, and check by substituting your answer back in.</w:t>
+      </w:r>
+    </w:p>
+    <w:p>
+      <w:pPr>
+        <w:spacing w:after="40" w:before="0"/>
+      </w:pPr>
+      <w:r>
+        <w:rPr>
+          <w:b/>
+          <w:bCs/>
+        </w:rPr>
+        <w:t xml:space="preserve">5. Crack the Equation Error</w:t>
       </w:r>
     </w:p>
     <w:p>
@@ -1268,7 +1497,35 @@
         <w:spacing w:after="20" w:before="0"/>
       </w:pPr>
       <w:r>
-        <w:t xml:space="preserve">     "How many innings are in a baseball game?" has one fixed answer (9) — no variability. The other questions all produce different answers for different people.</w:t>
+        <w:t xml:space="preserve">     The mistake is in Step 3.</w:t>
+      </w:r>
+    </w:p>
+    <w:p>
+      <w:pPr>
+        <w:spacing w:after="20" w:before="0"/>
+      </w:pPr>
+      <w:r>
+        <w:t xml:space="preserve">     Correct work: 'Divided by 3' means division, not multiplication. The correct equation is n / 3 = 6, not 3n = 6. Check: 18 / 3 = 6.</w:t>
+      </w:r>
+    </w:p>
+    <w:p>
+      <w:pPr>
+        <w:spacing w:after="40" w:before="0"/>
+      </w:pPr>
+      <w:r>
+        <w:rPr>
+          <w:b/>
+          <w:bCs/>
+        </w:rPr>
+        <w:t xml:space="preserve">6. A. c + 6 = 19</w:t>
+      </w:r>
+    </w:p>
+    <w:p>
+      <w:pPr>
+        <w:spacing w:after="20" w:before="0"/>
+      </w:pPr>
+      <w:r>
+        <w:t xml:space="preserve">     'Plus 6 more' means + 6 and 'equals 19' means = 19, so c + 6 = 19. Check: 13 + 6 = 19.</w:t>
       </w:r>
     </w:p>
     <w:p>
@@ -1280,19 +1537,19 @@
           <w:i/>
           <w:iCs/>
         </w:rPr>
-        <w:t xml:space="preserve">     Watch for: A common mistake in Statistical Questions and Data is judging a question by its topic or its numbers instead of its variability. Students see a question about ONE player, ONE game, or ONE fixed fact — like "How many points does the team need to win a game?" — and call it statistical just because it has a number or is about sports. Or they see a question about a single player's whole season, like "How many touchdowns did the quarterback throw this season?", and call it NOT statistical because only one player is named, forgetting that a season covers many games with a different result each time. Both errors skip the real test: will the answers actually differ from case to case (game to game, player to player)? If yes, it is a statistical question; if there is one fixed answer, it is not.</w:t>
-      </w:r>
-    </w:p>
-    <w:p>
-      <w:pPr>
-        <w:spacing w:after="40" w:before="0"/>
-      </w:pPr>
-      <w:r>
-        <w:rPr>
-          <w:b/>
-          <w:bCs/>
-        </w:rPr>
-        <w:t xml:space="preserve">3. A. Because the answers will vary from athlete to athlete</w:t>
+        <w:t xml:space="preserve">     Watch for: A common mistake in Write Equations is writing subtraction and division clues in the wrong order — putting the number from the clue first instead of the variable first. For 'a number decreased by 8 equals 5,' students often write 8 − n = 5 instead of the correct n − 8 = 5; for 'a number divided by 4 equals 6,' they write 4 ÷ n (or 4n) instead of n / 4 = 6. Always start with the variable, then attach the operation in the order the words describe it, and check by substituting your answer back in.</w:t>
+      </w:r>
+    </w:p>
+    <w:p>
+      <w:pPr>
+        <w:spacing w:after="40" w:before="0"/>
+      </w:pPr>
+      <w:r>
+        <w:rPr>
+          <w:b/>
+          <w:bCs/>
+        </w:rPr>
+        <w:t xml:space="preserve">7. A. 5b = 35</w:t>
       </w:r>
     </w:p>
     <w:p>
@@ -1300,7 +1557,7 @@
         <w:spacing w:after="20" w:before="0"/>
       </w:pPr>
       <w:r>
-        <w:t xml:space="preserve">     A statistical question anticipates variability. Different athletes sleep different amounts, so the data collected will vary.</w:t>
+        <w:t xml:space="preserve">     '5 times the number' means 5 times b, so 5b = 35. Check: 5 × 7 = 35.</w:t>
       </w:r>
     </w:p>
     <w:p>
@@ -1312,67 +1569,19 @@
           <w:i/>
           <w:iCs/>
         </w:rPr>
-        <w:t xml:space="preserve">     Watch for: A common mistake in Statistical Questions and Data is judging a question by its topic or its numbers instead of its variability. Students see a question about ONE player, ONE game, or ONE fixed fact — like "How many points does the team need to win a game?" — and call it statistical just because it has a number or is about sports. Or they see a question about a single player's whole season, like "How many touchdowns did the quarterback throw this season?", and call it NOT statistical because only one player is named, forgetting that a season covers many games with a different result each time. Both errors skip the real test: will the answers actually differ from case to case (game to game, player to player)? If yes, it is a statistical question; if there is one fixed answer, it is not.</w:t>
-      </w:r>
-    </w:p>
-    <w:p>
-      <w:pPr>
-        <w:spacing w:after="40" w:before="0"/>
-      </w:pPr>
-      <w:r>
-        <w:rPr>
-          <w:b/>
-          <w:bCs/>
-        </w:rPr>
-        <w:t xml:space="preserve">4. Decide if each question is statistical and explain why.</w:t>
-      </w:r>
-    </w:p>
-    <w:p>
-      <w:pPr>
-        <w:spacing w:after="40" w:before="0"/>
-      </w:pPr>
-      <w:r>
-        <w:t xml:space="preserve">     (See completed table.)</w:t>
-      </w:r>
-    </w:p>
-    <w:p>
-      <w:pPr>
-        <w:spacing w:after="40" w:before="0"/>
-      </w:pPr>
-      <w:r>
-        <w:t xml:space="preserve"/>
-      </w:r>
-    </w:p>
-    <w:p>
-      <w:pPr>
-        <w:spacing w:after="40" w:before="0"/>
-      </w:pPr>
-      <w:r>
-        <w:rPr>
-          <w:b/>
-          <w:bCs/>
-        </w:rPr>
-        <w:t xml:space="preserve">5. Correct groups:</w:t>
-      </w:r>
-    </w:p>
-    <w:p>
-      <w:pPr>
-        <w:spacing w:after="40" w:before="0"/>
-      </w:pPr>
-      <w:r>
-        <w:t xml:space="preserve"/>
-      </w:r>
-    </w:p>
-    <w:p>
-      <w:pPr>
-        <w:spacing w:after="40" w:before="0"/>
-      </w:pPr>
-      <w:r>
-        <w:rPr>
-          <w:b/>
-          <w:bCs/>
-        </w:rPr>
-        <w:t xml:space="preserve">6. onLevel — Spot the Common Mistake</w:t>
+        <w:t xml:space="preserve">     Watch for: A common mistake in Write Equations is writing subtraction and division clues in the wrong order — putting the number from the clue first instead of the variable first. For 'a number decreased by 8 equals 5,' students often write 8 − n = 5 instead of the correct n − 8 = 5; for 'a number divided by 4 equals 6,' they write 4 ÷ n (or 4n) instead of n / 4 = 6. Always start with the variable, then attach the operation in the order the words describe it, and check by substituting your answer back in.</w:t>
+      </w:r>
+    </w:p>
+    <w:p>
+      <w:pPr>
+        <w:spacing w:after="40" w:before="0"/>
+      </w:pPr>
+      <w:r>
+        <w:rPr>
+          <w:b/>
+          <w:bCs/>
+        </w:rPr>
+        <w:t xml:space="preserve">8. A. m − 9 = 24</w:t>
       </w:r>
     </w:p>
     <w:p>
@@ -1380,35 +1589,7 @@
         <w:spacing w:after="20" w:before="0"/>
       </w:pPr>
       <w:r>
-        <w:t xml:space="preserve">     The mistake is in Step 3.</w:t>
-      </w:r>
-    </w:p>
-    <w:p>
-      <w:pPr>
-        <w:spacing w:after="20" w:before="0"/>
-      </w:pPr>
-      <w:r>
-        <w:t xml:space="preserve">     Correct work: The reason is wrong. Being about basketball or having a number does not make a question statistical. "How many points does the team need to win a game?" has one fixed answer — you only need to score more than the other team — so the answers do not vary. This is NOT a statistical question.</w:t>
-      </w:r>
-    </w:p>
-    <w:p>
-      <w:pPr>
-        <w:spacing w:after="40" w:before="0"/>
-      </w:pPr>
-      <w:r>
-        <w:rPr>
-          <w:b/>
-          <w:bCs/>
-        </w:rPr>
-        <w:t xml:space="preserve">7. B. How tall are the students in my class?</w:t>
-      </w:r>
-    </w:p>
-    <w:p>
-      <w:pPr>
-        <w:spacing w:after="20" w:before="0"/>
-      </w:pPr>
-      <w:r>
-        <w:t xml:space="preserve">     A statistical question anticipates variability — students' heights differ, so the data will vary.</w:t>
+        <w:t xml:space="preserve">     '9 fewer' means subtract 9, so m − 9 = 24. Check: 33 − 9 = 24.</w:t>
       </w:r>
     </w:p>
     <w:p>
@@ -1420,19 +1601,19 @@
           <w:i/>
           <w:iCs/>
         </w:rPr>
-        <w:t xml:space="preserve">     Watch for: A common mistake in Statistical Questions and Data is judging a question by its topic or its numbers instead of its variability. Students see a question about ONE player, ONE game, or ONE fixed fact — like "How many points does the team need to win a game?" — and call it statistical just because it has a number or is about sports. Or they see a question about a single player's whole season, like "How many touchdowns did the quarterback throw this season?", and call it NOT statistical because only one player is named, forgetting that a season covers many games with a different result each time. Both errors skip the real test: will the answers actually differ from case to case (game to game, player to player)? If yes, it is a statistical question; if there is one fixed answer, it is not.</w:t>
-      </w:r>
-    </w:p>
-    <w:p>
-      <w:pPr>
-        <w:spacing w:after="40" w:before="0"/>
-      </w:pPr>
-      <w:r>
-        <w:rPr>
-          <w:b/>
-          <w:bCs/>
-        </w:rPr>
-        <w:t xml:space="preserve">8. B. How many siblings does each student in the class have?</w:t>
+        <w:t xml:space="preserve">     Watch for: A common mistake in Write Equations is writing subtraction and division clues in the wrong order — putting the number from the clue first instead of the variable first. For 'a number decreased by 8 equals 5,' students often write 8 − n = 5 instead of the correct n − 8 = 5; for 'a number divided by 4 equals 6,' they write 4 ÷ n (or 4n) instead of n / 4 = 6. Always start with the variable, then attach the operation in the order the words describe it, and check by substituting your answer back in.</w:t>
+      </w:r>
+    </w:p>
+    <w:p>
+      <w:pPr>
+        <w:spacing w:after="40" w:before="0"/>
+      </w:pPr>
+      <w:r>
+        <w:rPr>
+          <w:b/>
+          <w:bCs/>
+        </w:rPr>
+        <w:t xml:space="preserve">9. Matches:</w:t>
       </w:r>
     </w:p>
     <w:p>
@@ -1440,31 +1621,7 @@
         <w:spacing w:after="20" w:before="0"/>
       </w:pPr>
       <w:r>
-        <w:t xml:space="preserve">     Number of siblings varies from student to student, so the collected data will vary — that makes it statistical. The others each have one fixed answer.</w:t>
-      </w:r>
-    </w:p>
-    <w:p>
-      <w:pPr>
-        <w:spacing w:after="80" w:before="0"/>
-      </w:pPr>
-      <w:r>
-        <w:rPr>
-          <w:i/>
-          <w:iCs/>
-        </w:rPr>
-        <w:t xml:space="preserve">     Watch for: A common mistake in Statistical Questions and Data is judging a question by its topic or its numbers instead of its variability. Students see a question about ONE player, ONE game, or ONE fixed fact — like "How many points does the team need to win a game?" — and call it statistical just because it has a number or is about sports. Or they see a question about a single player's whole season, like "How many touchdowns did the quarterback throw this season?", and call it NOT statistical because only one player is named, forgetting that a season covers many games with a different result each time. Both errors skip the real test: will the answers actually differ from case to case (game to game, player to player)? If yes, it is a statistical question; if there is one fixed answer, it is not.</w:t>
-      </w:r>
-    </w:p>
-    <w:p>
-      <w:pPr>
-        <w:spacing w:after="40" w:before="0"/>
-      </w:pPr>
-      <w:r>
-        <w:rPr>
-          <w:b/>
-          <w:bCs/>
-        </w:rPr>
-        <w:t xml:space="preserve">9. Correct groups:</w:t>
+        <w:t xml:space="preserve">     A number d of door codes plus 4 equals 17. → d + 4 = 17</w:t>
       </w:r>
     </w:p>
     <w:p>
@@ -1472,7 +1629,7 @@
         <w:spacing w:after="20" w:before="0"/>
       </w:pPr>
       <w:r>
-        <w:t xml:space="preserve">     How many push-ups can each player on the team do in one minute? → Statistical</w:t>
+        <w:t xml:space="preserve">     6 times the number of tips t equals 42. → 6t = 42</w:t>
       </w:r>
     </w:p>
     <w:p>
@@ -1480,7 +1637,7 @@
         <w:spacing w:after="20" w:before="0"/>
       </w:pPr>
       <w:r>
-        <w:t xml:space="preserve">     How many points does each starter average per game? → Statistical</w:t>
+        <w:t xml:space="preserve">     A pile of files f, after losing 11, equals 20. → f − 11 = 20</w:t>
       </w:r>
     </w:p>
     <w:p>
@@ -1488,7 +1645,27 @@
         <w:spacing w:after="20" w:before="0"/>
       </w:pPr>
       <w:r>
-        <w:t xml:space="preserve">     How many seconds does each player take to sprint the court? → Statistical</w:t>
+        <w:t xml:space="preserve">     A number of suspects s split into 5 vans equals 8 per van. → s / 5 = 8</w:t>
+      </w:r>
+    </w:p>
+    <w:p>
+      <w:pPr>
+        <w:spacing w:after="40" w:before="0"/>
+      </w:pPr>
+      <w:r>
+        <w:t xml:space="preserve"/>
+      </w:r>
+    </w:p>
+    <w:p>
+      <w:pPr>
+        <w:spacing w:after="40" w:before="0"/>
+      </w:pPr>
+      <w:r>
+        <w:rPr>
+          <w:b/>
+          <w:bCs/>
+        </w:rPr>
+        <w:t xml:space="preserve">10. Correct groups:</w:t>
       </w:r>
     </w:p>
     <w:p>
@@ -1496,7 +1673,7 @@
         <w:spacing w:after="20" w:before="0"/>
       </w:pPr>
       <w:r>
-        <w:t xml:space="preserve">     How many free throws did each teammate make in practice? → Statistical</w:t>
+        <w:t xml:space="preserve">     increased by 7 → Addition (+)</w:t>
       </w:r>
     </w:p>
     <w:p>
@@ -1504,7 +1681,7 @@
         <w:spacing w:after="20" w:before="0"/>
       </w:pPr>
       <w:r>
-        <w:t xml:space="preserve">     How many players are allowed on the court at once? → Not Statistical</w:t>
+        <w:t xml:space="preserve">     sum of clues → Addition (+)</w:t>
       </w:r>
     </w:p>
     <w:p>
@@ -1512,7 +1689,7 @@
         <w:spacing w:after="20" w:before="0"/>
       </w:pPr>
       <w:r>
-        <w:t xml:space="preserve">     What is the diameter of an official basketball hoop? → Not Statistical</w:t>
+        <w:t xml:space="preserve">     13 fewer than → Subtraction (−)</w:t>
       </w:r>
     </w:p>
     <w:p>
@@ -1520,7 +1697,23 @@
         <w:spacing w:after="20" w:before="0"/>
       </w:pPr>
       <w:r>
-        <w:t xml:space="preserve">     How many quarters are played in one game? → Not Statistical</w:t>
+        <w:t xml:space="preserve">     decreased by 8 → Subtraction (−)</w:t>
+      </w:r>
+    </w:p>
+    <w:p>
+      <w:pPr>
+        <w:spacing w:after="20" w:before="0"/>
+      </w:pPr>
+      <w:r>
+        <w:t xml:space="preserve">     triple the tips → Multiplication (×)</w:t>
+      </w:r>
+    </w:p>
+    <w:p>
+      <w:pPr>
+        <w:spacing w:after="20" w:before="0"/>
+      </w:pPr>
+      <w:r>
+        <w:t xml:space="preserve">     split equally among → Division (÷)</w:t>
       </w:r>
     </w:p>
     <w:p>
@@ -1529,38 +1722,6 @@
       </w:pPr>
       <w:r>
         <w:t xml:space="preserve"/>
-      </w:r>
-    </w:p>
-    <w:p>
-      <w:pPr>
-        <w:spacing w:after="40" w:before="0"/>
-      </w:pPr>
-      <w:r>
-        <w:rPr>
-          <w:b/>
-          <w:bCs/>
-        </w:rPr>
-        <w:t xml:space="preserve">10. A. How many rebounds does each player grab per game?</w:t>
-      </w:r>
-    </w:p>
-    <w:p>
-      <w:pPr>
-        <w:spacing w:after="20" w:before="0"/>
-      </w:pPr>
-      <w:r>
-        <w:t xml:space="preserve">     "How many rebounds does each player grab per game?" anticipates variability — different players grab different numbers of rebounds, so you must collect data. The other three each have one fixed answer.</w:t>
-      </w:r>
-    </w:p>
-    <w:p>
-      <w:pPr>
-        <w:spacing w:after="80" w:before="0"/>
-      </w:pPr>
-      <w:r>
-        <w:rPr>
-          <w:i/>
-          <w:iCs/>
-        </w:rPr>
-        <w:t xml:space="preserve">     Watch for: A common mistake in Statistical Questions and Data is judging a question by its topic or its numbers instead of its variability. Students see a question about ONE player, ONE game, or ONE fixed fact — like "How many points does the team need to win a game?" — and call it statistical just because it has a number or is about sports. Or they see a question about a single player's whole season, like "How many touchdowns did the quarterback throw this season?", and call it NOT statistical because only one player is named, forgetting that a season covers many games with a different result each time. Both errors skip the real test: will the answers actually differ from case to case (game to game, player to player)? If yes, it is a statistical question; if there is one fixed answer, it is not.</w:t>
       </w:r>
     </w:p>
     <w:sectPr>

--- a/lessons/8-1/homework.docx
+++ b/lessons/8-1/homework.docx
@@ -12,7 +12,7 @@
           <w:b/>
           <w:bCs/>
         </w:rPr>
-        <w:t xml:space="preserve">Write Equations — Homework</w:t>
+        <w:t xml:space="preserve">Understand Equations and Their Solutions — Homework</w:t>
       </w:r>
     </w:p>
     <w:p>
@@ -24,7 +24,7 @@
           <w:i/>
           <w:iCs/>
         </w:rPr>
-        <w:t xml:space="preserve">Lesson 7-1  •  Standard 6.AT.8</w:t>
+        <w:t xml:space="preserve">Lesson 8-1  •  Standard 6.AT.8</w:t>
       </w:r>
     </w:p>
     <w:p>
@@ -161,10 +161,10 @@
           <w:b/>
           <w:bCs/>
         </w:rPr>
-        <w:t xml:space="preserve">Equation (Ecuación)</w:t>
-      </w:r>
-      <w:r>
-        <w:t xml:space="preserve"> — A math sentence with an equal sign showing both sides are the same.</w:t>
+        <w:t xml:space="preserve">Write Equations (Escribir ecuaciones)</w:t>
+      </w:r>
+      <w:r>
+        <w:t xml:space="preserve"> — Represent a relationship with expressions joined by an equal sign.</w:t>
       </w:r>
     </w:p>
     <w:p>
@@ -224,73 +224,10 @@
           <w:b/>
           <w:bCs/>
         </w:rPr>
-        <w:t xml:space="preserve">Variable (Variable)</w:t>
-      </w:r>
-      <w:r>
-        <w:t xml:space="preserve"> — A letter that stands for an unknown number.</w:t>
-      </w:r>
-    </w:p>
-    <w:p>
-      <w:pPr>
-        <w:keepNext/>
-        <w:spacing w:after="20" w:before="80"/>
-        <w:jc w:val="center"/>
-      </w:pPr>
-      <w:r>
-        <w:drawing>
-          <wp:inline distT="0" distB="0" distL="0" distR="0">
-            <wp:extent cx="1047750" cy="790575"/>
-            <wp:effectExtent t="0" r="0" b="0" l="0"/>
-            <wp:docPr id="1" name="" descr="" title=""/>
-            <wp:cNvGraphicFramePr>
-              <a:graphicFrameLocks xmlns:a="http://schemas.openxmlformats.org/drawingml/2006/main" noChangeAspect="1"/>
-            </wp:cNvGraphicFramePr>
-            <a:graphic xmlns:a="http://schemas.openxmlformats.org/drawingml/2006/main">
-              <a:graphicData uri="http://schemas.openxmlformats.org/drawingml/2006/picture">
-                <pic:pic xmlns:pic="http://schemas.openxmlformats.org/drawingml/2006/picture">
-                  <pic:nvPicPr>
-                    <pic:cNvPr id="0" name="" descr=""/>
-                    <pic:cNvPicPr>
-                      <a:picLocks noChangeAspect="1" noChangeArrowheads="1"/>
-                    </pic:cNvPicPr>
-                  </pic:nvPicPr>
-                  <pic:blipFill>
-                    <a:blip r:embed="rId7" cstate="none"/>
-                    <a:srcRect/>
-                    <a:stretch>
-                      <a:fillRect/>
-                    </a:stretch>
-                  </pic:blipFill>
-                  <pic:spPr bwMode="auto">
-                    <a:xfrm>
-                      <a:off x="0" y="0"/>
-                      <a:ext cx="1047750" cy="790575"/>
-                    </a:xfrm>
-                    <a:prstGeom prst="rect">
-                      <a:avLst/>
-                    </a:prstGeom>
-                  </pic:spPr>
-                </pic:pic>
-              </a:graphicData>
-            </a:graphic>
-          </wp:inline>
-        </w:drawing>
-      </w:r>
-    </w:p>
-    <w:p>
-      <w:pPr>
-        <w:keepNext/>
-        <w:spacing w:after="120"/>
-      </w:pPr>
-      <w:r>
-        <w:rPr>
-          <w:b/>
-          <w:bCs/>
-        </w:rPr>
-        <w:t xml:space="preserve">Equal sign (Signo igual)</w:t>
-      </w:r>
-      <w:r>
-        <w:t xml:space="preserve"> — The = sign, showing both sides are the same.</w:t>
+        <w:t xml:space="preserve">Equation (Ecuación)</w:t>
+      </w:r>
+      <w:r>
+        <w:t xml:space="preserve"> — A math sentence with an equal sign showing both sides are the same.</w:t>
       </w:r>
     </w:p>
     <w:p>
@@ -350,10 +287,73 @@
           <w:b/>
           <w:bCs/>
         </w:rPr>
-        <w:t xml:space="preserve">Expression (Expresión)</w:t>
-      </w:r>
-      <w:r>
-        <w:t xml:space="preserve"> — A math phrase with numbers and letters, but no equal sign.</w:t>
+        <w:t xml:space="preserve">Variable (Variable)</w:t>
+      </w:r>
+      <w:r>
+        <w:t xml:space="preserve"> — A letter that stands for a number that is unknown or can change.</w:t>
+      </w:r>
+    </w:p>
+    <w:p>
+      <w:pPr>
+        <w:keepNext/>
+        <w:spacing w:after="20" w:before="80"/>
+        <w:jc w:val="center"/>
+      </w:pPr>
+      <w:r>
+        <w:drawing>
+          <wp:inline distT="0" distB="0" distL="0" distR="0">
+            <wp:extent cx="1047750" cy="790575"/>
+            <wp:effectExtent t="0" r="0" b="0" l="0"/>
+            <wp:docPr id="1" name="" descr="" title=""/>
+            <wp:cNvGraphicFramePr>
+              <a:graphicFrameLocks xmlns:a="http://schemas.openxmlformats.org/drawingml/2006/main" noChangeAspect="1"/>
+            </wp:cNvGraphicFramePr>
+            <a:graphic xmlns:a="http://schemas.openxmlformats.org/drawingml/2006/main">
+              <a:graphicData uri="http://schemas.openxmlformats.org/drawingml/2006/picture">
+                <pic:pic xmlns:pic="http://schemas.openxmlformats.org/drawingml/2006/picture">
+                  <pic:nvPicPr>
+                    <pic:cNvPr id="0" name="" descr=""/>
+                    <pic:cNvPicPr>
+                      <a:picLocks noChangeAspect="1" noChangeArrowheads="1"/>
+                    </pic:cNvPicPr>
+                  </pic:nvPicPr>
+                  <pic:blipFill>
+                    <a:blip r:embed="rId8" cstate="none"/>
+                    <a:srcRect/>
+                    <a:stretch>
+                      <a:fillRect/>
+                    </a:stretch>
+                  </pic:blipFill>
+                  <pic:spPr bwMode="auto">
+                    <a:xfrm>
+                      <a:off x="0" y="0"/>
+                      <a:ext cx="1047750" cy="790575"/>
+                    </a:xfrm>
+                    <a:prstGeom prst="rect">
+                      <a:avLst/>
+                    </a:prstGeom>
+                  </pic:spPr>
+                </pic:pic>
+              </a:graphicData>
+            </a:graphic>
+          </wp:inline>
+        </w:drawing>
+      </w:r>
+    </w:p>
+    <w:p>
+      <w:pPr>
+        <w:keepNext/>
+        <w:spacing w:after="120"/>
+      </w:pPr>
+      <w:r>
+        <w:rPr>
+          <w:b/>
+          <w:bCs/>
+        </w:rPr>
+        <w:t xml:space="preserve">Equal sign (Signo igual)</w:t>
+      </w:r>
+      <w:r>
+        <w:t xml:space="preserve"> — The = sign, showing both sides are the same.</w:t>
       </w:r>
     </w:p>
     <w:p>
@@ -413,10 +413,10 @@
           <w:b/>
           <w:bCs/>
         </w:rPr>
-        <w:t xml:space="preserve">Constant (Constante)</w:t>
-      </w:r>
-      <w:r>
-        <w:t xml:space="preserve"> — A fixed number in an expression or equation that does not change.</w:t>
+        <w:t xml:space="preserve">Expression (Expresión)</w:t>
+      </w:r>
+      <w:r>
+        <w:t xml:space="preserve"> — A math phrase with numbers and letters, but no equal sign.</w:t>
       </w:r>
     </w:p>
     <w:p>
@@ -444,7 +444,70 @@
                     </pic:cNvPicPr>
                   </pic:nvPicPr>
                   <pic:blipFill>
-                    <a:blip r:embed="rId8" cstate="none"/>
+                    <a:blip r:embed="rId11" cstate="none"/>
+                    <a:srcRect/>
+                    <a:stretch>
+                      <a:fillRect/>
+                    </a:stretch>
+                  </pic:blipFill>
+                  <pic:spPr bwMode="auto">
+                    <a:xfrm>
+                      <a:off x="0" y="0"/>
+                      <a:ext cx="1047750" cy="790575"/>
+                    </a:xfrm>
+                    <a:prstGeom prst="rect">
+                      <a:avLst/>
+                    </a:prstGeom>
+                  </pic:spPr>
+                </pic:pic>
+              </a:graphicData>
+            </a:graphic>
+          </wp:inline>
+        </w:drawing>
+      </w:r>
+    </w:p>
+    <w:p>
+      <w:pPr>
+        <w:keepNext/>
+        <w:spacing w:after="120"/>
+      </w:pPr>
+      <w:r>
+        <w:rPr>
+          <w:b/>
+          <w:bCs/>
+        </w:rPr>
+        <w:t xml:space="preserve">Constant (Constante)</w:t>
+      </w:r>
+      <w:r>
+        <w:t xml:space="preserve"> — A fixed number in an expression or equation that does not change.</w:t>
+      </w:r>
+    </w:p>
+    <w:p>
+      <w:pPr>
+        <w:keepNext/>
+        <w:spacing w:after="20" w:before="80"/>
+        <w:jc w:val="center"/>
+      </w:pPr>
+      <w:r>
+        <w:drawing>
+          <wp:inline distT="0" distB="0" distL="0" distR="0">
+            <wp:extent cx="1047750" cy="790575"/>
+            <wp:effectExtent t="0" r="0" b="0" l="0"/>
+            <wp:docPr id="1" name="" descr="" title=""/>
+            <wp:cNvGraphicFramePr>
+              <a:graphicFrameLocks xmlns:a="http://schemas.openxmlformats.org/drawingml/2006/main" noChangeAspect="1"/>
+            </wp:cNvGraphicFramePr>
+            <a:graphic xmlns:a="http://schemas.openxmlformats.org/drawingml/2006/main">
+              <a:graphicData uri="http://schemas.openxmlformats.org/drawingml/2006/picture">
+                <pic:pic xmlns:pic="http://schemas.openxmlformats.org/drawingml/2006/picture">
+                  <pic:nvPicPr>
+                    <pic:cNvPr id="0" name="" descr=""/>
+                    <pic:cNvPicPr>
+                      <a:picLocks noChangeAspect="1" noChangeArrowheads="1"/>
+                    </pic:cNvPicPr>
+                  </pic:nvPicPr>
+                  <pic:blipFill>
+                    <a:blip r:embed="rId9" cstate="none"/>
                     <a:srcRect/>
                     <a:stretch>
                       <a:fillRect/>
@@ -1506,6 +1569,14 @@
       </w:pPr>
       <w:r>
         <w:t xml:space="preserve">     Correct work: 'Divided by 3' means division, not multiplication. The correct equation is n / 3 = 6, not 3n = 6. Check: 18 / 3 = 6.</w:t>
+      </w:r>
+    </w:p>
+    <w:p>
+      <w:pPr>
+        <w:spacing w:after="80" w:before="0"/>
+      </w:pPr>
+      <w:r>
+        <w:t xml:space="preserve">     Watch for: The clue says the case files are divided by 3, but the equation 3n = 6 multiplies instead. Dividing means splitting n into 3 equal groups, so the equation is n / 3 = 6, and 18 / 3 = 6 confirms it.</w:t>
       </w:r>
     </w:p>
     <w:p>

--- a/lessons/8-1/homework.docx
+++ b/lessons/8-1/homework.docx
@@ -80,7 +80,7 @@
         <w:spacing w:after="60" w:before="0"/>
       </w:pPr>
       <w:r>
-        <w:t xml:space="preserve">Content: I can write an equation to represent a real-world situation.</w:t>
+        <w:t xml:space="preserve">Content: I can write an equation for a real situation and check whether a given value is a solution by substituting it.</w:t>
       </w:r>
     </w:p>
     <w:p>
@@ -88,7 +88,7 @@
         <w:spacing w:after="60" w:before="0"/>
       </w:pPr>
       <w:r>
-        <w:t xml:space="preserve">Language: I can explain my equation using the words equation, variable, equal sign, and expression.</w:t>
+        <w:t xml:space="preserve">Language: I can explain a solution using the words substitute, solution, true, and equal sign.</w:t>
       </w:r>
     </w:p>
     <w:p>
@@ -543,6 +543,132 @@
       </w:r>
       <w:r>
         <w:t xml:space="preserve"> — The value you are trying to find, usually shown with a variable.</w:t>
+      </w:r>
+    </w:p>
+    <w:p>
+      <w:pPr>
+        <w:keepNext/>
+        <w:spacing w:after="20" w:before="80"/>
+        <w:jc w:val="center"/>
+      </w:pPr>
+      <w:r>
+        <w:drawing>
+          <wp:inline distT="0" distB="0" distL="0" distR="0">
+            <wp:extent cx="1047750" cy="790575"/>
+            <wp:effectExtent t="0" r="0" b="0" l="0"/>
+            <wp:docPr id="1" name="" descr="" title=""/>
+            <wp:cNvGraphicFramePr>
+              <a:graphicFrameLocks xmlns:a="http://schemas.openxmlformats.org/drawingml/2006/main" noChangeAspect="1"/>
+            </wp:cNvGraphicFramePr>
+            <a:graphic xmlns:a="http://schemas.openxmlformats.org/drawingml/2006/main">
+              <a:graphicData uri="http://schemas.openxmlformats.org/drawingml/2006/picture">
+                <pic:pic xmlns:pic="http://schemas.openxmlformats.org/drawingml/2006/picture">
+                  <pic:nvPicPr>
+                    <pic:cNvPr id="0" name="" descr=""/>
+                    <pic:cNvPicPr>
+                      <a:picLocks noChangeAspect="1" noChangeArrowheads="1"/>
+                    </pic:cNvPicPr>
+                  </pic:nvPicPr>
+                  <pic:blipFill>
+                    <a:blip r:embed="rId8" cstate="none"/>
+                    <a:srcRect/>
+                    <a:stretch>
+                      <a:fillRect/>
+                    </a:stretch>
+                  </pic:blipFill>
+                  <pic:spPr bwMode="auto">
+                    <a:xfrm>
+                      <a:off x="0" y="0"/>
+                      <a:ext cx="1047750" cy="790575"/>
+                    </a:xfrm>
+                    <a:prstGeom prst="rect">
+                      <a:avLst/>
+                    </a:prstGeom>
+                  </pic:spPr>
+                </pic:pic>
+              </a:graphicData>
+            </a:graphic>
+          </wp:inline>
+        </w:drawing>
+      </w:r>
+    </w:p>
+    <w:p>
+      <w:pPr>
+        <w:keepNext/>
+        <w:spacing w:after="120"/>
+      </w:pPr>
+      <w:r>
+        <w:rPr>
+          <w:b/>
+          <w:bCs/>
+        </w:rPr>
+        <w:t xml:space="preserve">Solution (Solución)</w:t>
+      </w:r>
+      <w:r>
+        <w:t xml:space="preserve"> — A value that makes an equation true when it is substituted for the variable.</w:t>
+      </w:r>
+    </w:p>
+    <w:p>
+      <w:pPr>
+        <w:keepNext/>
+        <w:spacing w:after="20" w:before="80"/>
+        <w:jc w:val="center"/>
+      </w:pPr>
+      <w:r>
+        <w:drawing>
+          <wp:inline distT="0" distB="0" distL="0" distR="0">
+            <wp:extent cx="1047750" cy="790575"/>
+            <wp:effectExtent t="0" r="0" b="0" l="0"/>
+            <wp:docPr id="1" name="" descr="" title=""/>
+            <wp:cNvGraphicFramePr>
+              <a:graphicFrameLocks xmlns:a="http://schemas.openxmlformats.org/drawingml/2006/main" noChangeAspect="1"/>
+            </wp:cNvGraphicFramePr>
+            <a:graphic xmlns:a="http://schemas.openxmlformats.org/drawingml/2006/main">
+              <a:graphicData uri="http://schemas.openxmlformats.org/drawingml/2006/picture">
+                <pic:pic xmlns:pic="http://schemas.openxmlformats.org/drawingml/2006/picture">
+                  <pic:nvPicPr>
+                    <pic:cNvPr id="0" name="" descr=""/>
+                    <pic:cNvPicPr>
+                      <a:picLocks noChangeAspect="1" noChangeArrowheads="1"/>
+                    </pic:cNvPicPr>
+                  </pic:nvPicPr>
+                  <pic:blipFill>
+                    <a:blip r:embed="rId12" cstate="none"/>
+                    <a:srcRect/>
+                    <a:stretch>
+                      <a:fillRect/>
+                    </a:stretch>
+                  </pic:blipFill>
+                  <pic:spPr bwMode="auto">
+                    <a:xfrm>
+                      <a:off x="0" y="0"/>
+                      <a:ext cx="1047750" cy="790575"/>
+                    </a:xfrm>
+                    <a:prstGeom prst="rect">
+                      <a:avLst/>
+                    </a:prstGeom>
+                  </pic:spPr>
+                </pic:pic>
+              </a:graphicData>
+            </a:graphic>
+          </wp:inline>
+        </w:drawing>
+      </w:r>
+    </w:p>
+    <w:p>
+      <w:pPr>
+        <w:keepNext/>
+        <w:spacing w:after="120"/>
+      </w:pPr>
+      <w:r>
+        <w:rPr>
+          <w:b/>
+          <w:bCs/>
+        </w:rPr>
+        <w:t xml:space="preserve">Substitute (Sustituir)</w:t>
+      </w:r>
+      <w:r>
+        <w:t xml:space="preserve"> — To replace a variable with a number so the equation can be checked.</w:t>
       </w:r>
     </w:p>
     <w:p>
